--- a/docs/research/mvp/final/v00-meta/requirements-traceability.docx
+++ b/docs/research/mvp/final/v00-meta/requirements-traceability.docx
@@ -10,7 +10,7 @@
         <w:t xml:space="preserve">HelixVPN — Requirements Traceability Matrix (requirement → component → test)</w:t>
       </w:r>
     </w:p>
-    <w:bookmarkStart w:id="39" w:name="X175e62dde14873279faa4bfa12f4052e488b80d"/>
+    <w:bookmarkStart w:id="42" w:name="X175e62dde14873279faa4bfa12f4052e488b80d"/>
     <w:p>
       <w:pPr>
         <w:pStyle w:val="Heading1"/>
@@ -34,7 +34,7 @@
         <w:t xml:space="preserve"> </w:t>
       </w:r>
       <w:r>
-        <w:t xml:space="preserve">4</w:t>
+        <w:t xml:space="preserve">5</w:t>
       </w:r>
       <w:r>
         <w:t xml:space="preserve"> </w:t>
@@ -50,7 +50,7 @@
         <w:t xml:space="preserve"> </w:t>
       </w:r>
       <w:r>
-        <w:t xml:space="preserve">2026-07-04T12:00:00Z</w:t>
+        <w:t xml:space="preserve">2026-07-05T14:20:00Z</w:t>
       </w:r>
       <w:r>
         <w:t xml:space="preserve"> </w:t>
@@ -67,6 +67,64 @@
       </w:r>
       <w:r>
         <w:t xml:space="preserve">active — Volume 0 (Spine, meta &amp; governance) nano-detail document</w:t>
+      </w:r>
+      <w:r>
+        <w:t xml:space="preserve"> </w:t>
+      </w:r>
+      <w:r>
+        <w:rPr>
+          <w:b/>
+          <w:bCs/>
+        </w:rPr>
+        <w:t xml:space="preserve">Rev 5 (Phase-1 consolidation pass):</w:t>
+      </w:r>
+      <w:r>
+        <w:t xml:space="preserve"> </w:t>
+      </w:r>
+      <w:r>
+        <w:t xml:space="preserve">Closed GAP-6 in source docs by syncing the matrix with</w:t>
+      </w:r>
+      <w:r>
+        <w:t xml:space="preserve"> </w:t>
+      </w:r>
+      <w:r>
+        <w:rPr>
+          <w:rStyle w:val="VerbatimChar"/>
+        </w:rPr>
+        <w:t xml:space="preserve">nonfunctional-requirements.md</w:t>
+      </w:r>
+      <w:r>
+        <w:t xml:space="preserve"> </w:t>
+      </w:r>
+      <w:r>
+        <w:t xml:space="preserve">Rev 2 (NFR-411..414 added there) and the new FR-610 added to</w:t>
+      </w:r>
+      <w:r>
+        <w:t xml:space="preserve"> </w:t>
+      </w:r>
+      <w:r>
+        <w:rPr>
+          <w:rStyle w:val="VerbatimChar"/>
+        </w:rPr>
+        <w:t xml:space="preserve">functional-requirements.md</w:t>
+      </w:r>
+      <w:r>
+        <w:t xml:space="preserve"> </w:t>
+      </w:r>
+      <w:r>
+        <w:t xml:space="preserve">Rev 4. Added traceability rows for NFR-411/412/413/414 and</w:t>
+      </w:r>
+      <w:r>
+        <w:t xml:space="preserve"> </w:t>
+      </w:r>
+      <w:r>
+        <w:t xml:space="preserve">NFR-700/701/702/703, plus FR-609/610. Updated §6 GAP-6 to CLOSED. No existing row semantics</w:t>
+      </w:r>
+      <w:r>
+        <w:t xml:space="preserve"> </w:t>
+      </w:r>
+      <w:r>
+        <w:t xml:space="preserve">changed.</w:t>
       </w:r>
       <w:r>
         <w:t xml:space="preserve"> </w:t>
@@ -903,7 +961,7 @@
       </w:r>
     </w:p>
     <w:bookmarkEnd w:id="13"/>
-    <w:bookmarkStart w:id="14" w:name="Xbd92f97fd78536f2d74307f9852abac2c043e1f"/>
+    <w:bookmarkStart w:id="17" w:name="Xbd92f97fd78536f2d74307f9852abac2c043e1f"/>
     <w:p>
       <w:pPr>
         <w:pStyle w:val="Heading2"/>
@@ -1261,11 +1319,46 @@
         <w:pStyle w:val="BodyText"/>
       </w:pPr>
       <w:r>
-        <w:rPr>
-          <w:b/>
-          <w:bCs/>
-        </w:rPr>
-        <w:t xml:space="preserve">[MERMAID RENDER FAILED — block #1]</w:t>
+        <w:drawing>
+          <wp:inline>
+            <wp:extent cx="5334000" cy="836839"/>
+            <wp:effectExtent b="0" l="0" r="0" t="0"/>
+            <wp:docPr descr="diagram" title="" id="15" name="Picture"/>
+            <a:graphic>
+              <a:graphicData uri="http://schemas.openxmlformats.org/drawingml/2006/picture">
+                <pic:pic>
+                  <pic:nvPicPr>
+                    <pic:cNvPr descr="/tmp/.private/milosvasic/tmp.Ies44lRquh/img/diagram_001_fddc568021ad.png" id="16" name="Picture"/>
+                    <pic:cNvPicPr>
+                      <a:picLocks noChangeArrowheads="1" noChangeAspect="1"/>
+                    </pic:cNvPicPr>
+                  </pic:nvPicPr>
+                  <pic:blipFill>
+                    <a:blip r:embed="rId14"/>
+                    <a:stretch>
+                      <a:fillRect/>
+                    </a:stretch>
+                  </pic:blipFill>
+                  <pic:spPr bwMode="auto">
+                    <a:xfrm>
+                      <a:off x="0" y="0"/>
+                      <a:ext cx="5334000" cy="836839"/>
+                    </a:xfrm>
+                    <a:prstGeom prst="rect">
+                      <a:avLst/>
+                    </a:prstGeom>
+                    <a:noFill/>
+                    <a:ln w="9525">
+                      <a:noFill/>
+                      <a:headEnd/>
+                      <a:tailEnd/>
+                    </a:ln>
+                  </pic:spPr>
+                </pic:pic>
+              </a:graphicData>
+            </a:graphic>
+          </wp:inline>
+        </w:drawing>
       </w:r>
     </w:p>
     <w:p>
@@ -1275,8 +1368,8 @@
         </w:pict>
       </w:r>
     </w:p>
-    <w:bookmarkEnd w:id="14"/>
-    <w:bookmarkStart w:id="15" w:name="X73542d6b8846b02466f23fb129fb61adc26dc8b"/>
+    <w:bookmarkEnd w:id="17"/>
+    <w:bookmarkStart w:id="18" w:name="X73542d6b8846b02466f23fb129fb61adc26dc8b"/>
     <w:p>
       <w:pPr>
         <w:pStyle w:val="Heading2"/>
@@ -2307,8 +2400,8 @@
         </w:pict>
       </w:r>
     </w:p>
-    <w:bookmarkEnd w:id="15"/>
-    <w:bookmarkStart w:id="28" w:name="Xb5f213d1d20080a7b058845a3c56ae520181dfb"/>
+    <w:bookmarkEnd w:id="18"/>
+    <w:bookmarkStart w:id="31" w:name="Xb5f213d1d20080a7b058845a3c56ae520181dfb"/>
     <w:p>
       <w:pPr>
         <w:pStyle w:val="Heading2"/>
@@ -2358,7 +2451,7 @@
         <w:t xml:space="preserve">criteria require captured runtime evidence per §11.4.69).</w:t>
       </w:r>
     </w:p>
-    <w:bookmarkStart w:id="16" w:name="a-connect--transport-fr-0xx"/>
+    <w:bookmarkStart w:id="19" w:name="a-connect--transport-fr-0xx"/>
     <w:p>
       <w:pPr>
         <w:pStyle w:val="Heading3"/>
@@ -3914,8 +4007,8 @@
         </w:tc>
       </w:tr>
     </w:tbl>
-    <w:bookmarkEnd w:id="16"/>
-    <w:bookmarkStart w:id="17" w:name="b-identity--enrollment-fr-1xx"/>
+    <w:bookmarkEnd w:id="19"/>
+    <w:bookmarkStart w:id="20" w:name="b-identity--enrollment-fr-1xx"/>
     <w:p>
       <w:pPr>
         <w:pStyle w:val="Heading3"/>
@@ -4826,8 +4919,8 @@
         </w:tc>
       </w:tr>
     </w:tbl>
-    <w:bookmarkEnd w:id="17"/>
-    <w:bookmarkStart w:id="18" w:name="c-policy--authorization-fr-2xx"/>
+    <w:bookmarkEnd w:id="20"/>
+    <w:bookmarkStart w:id="21" w:name="c-policy--authorization-fr-2xx"/>
     <w:p>
       <w:pPr>
         <w:pStyle w:val="Heading3"/>
@@ -5513,8 +5606,8 @@
         </w:tc>
       </w:tr>
     </w:tbl>
-    <w:bookmarkEnd w:id="18"/>
-    <w:bookmarkStart w:id="19" w:name="Xdc1ed6839cd693b11657c007e0df00fda318dc4"/>
+    <w:bookmarkEnd w:id="21"/>
+    <w:bookmarkStart w:id="22" w:name="Xdc1ed6839cd693b11657c007e0df00fda318dc4"/>
     <w:p>
       <w:pPr>
         <w:pStyle w:val="Heading3"/>
@@ -6110,8 +6203,8 @@
         </w:tc>
       </w:tr>
     </w:tbl>
-    <w:bookmarkEnd w:id="19"/>
-    <w:bookmarkStart w:id="20" w:name="e-multi-hop-fr-4xx"/>
+    <w:bookmarkEnd w:id="22"/>
+    <w:bookmarkStart w:id="23" w:name="e-multi-hop-fr-4xx"/>
     <w:p>
       <w:pPr>
         <w:pStyle w:val="Heading3"/>
@@ -6404,8 +6497,8 @@
         </w:tc>
       </w:tr>
     </w:tbl>
-    <w:bookmarkEnd w:id="20"/>
-    <w:bookmarkStart w:id="21" w:name="f-kill-switch--leak-protection-fr-5xx"/>
+    <w:bookmarkEnd w:id="23"/>
+    <w:bookmarkStart w:id="24" w:name="f-kill-switch--leak-protection-fr-5xx"/>
     <w:p>
       <w:pPr>
         <w:pStyle w:val="Heading3"/>
@@ -6755,8 +6848,8 @@
         </w:tc>
       </w:tr>
     </w:tbl>
-    <w:bookmarkEnd w:id="21"/>
-    <w:bookmarkStart w:id="22" w:name="g-console--administration-fr-6xx"/>
+    <w:bookmarkEnd w:id="24"/>
+    <w:bookmarkStart w:id="25" w:name="g-console--administration-fr-6xx"/>
     <w:p>
       <w:pPr>
         <w:pStyle w:val="Heading3"/>
@@ -7408,9 +7501,165 @@
           </w:p>
         </w:tc>
       </w:tr>
+      <w:tr>
+        <w:tc>
+          <w:tcPr/>
+          <w:p>
+            <w:pPr>
+              <w:pStyle w:val="Compact"/>
+            </w:pPr>
+            <w:r>
+              <w:t xml:space="preserve">HVPN-FR-609</w:t>
+            </w:r>
+          </w:p>
+        </w:tc>
+        <w:tc>
+          <w:tcPr/>
+          <w:p>
+            <w:pPr>
+              <w:pStyle w:val="Compact"/>
+            </w:pPr>
+            <w:r>
+              <w:t xml:space="preserve">exportable control-action audit slice —</w:t>
+            </w:r>
+            <w:r>
+              <w:t xml:space="preserve"> </w:t>
+            </w:r>
+            <w:r>
+              <w:rPr>
+                <w:rStyle w:val="VerbatimChar"/>
+              </w:rPr>
+              <w:t xml:space="preserve">audit-and-compliance.md</w:t>
+            </w:r>
+            <w:r>
+              <w:t xml:space="preserve">,</w:t>
+            </w:r>
+            <w:r>
+              <w:t xml:space="preserve"> </w:t>
+            </w:r>
+            <w:r>
+              <w:rPr>
+                <w:rStyle w:val="VerbatimChar"/>
+              </w:rPr>
+              <w:t xml:space="preserve">svc-telemetry.md</w:t>
+            </w:r>
+          </w:p>
+        </w:tc>
+        <w:tc>
+          <w:tcPr/>
+          <w:p>
+            <w:pPr>
+              <w:pStyle w:val="Compact"/>
+            </w:pPr>
+            <w:r>
+              <w:t xml:space="preserve">SEC + INT</w:t>
+            </w:r>
+          </w:p>
+        </w:tc>
+        <w:tc>
+          <w:tcPr/>
+          <w:p>
+            <w:pPr>
+              <w:pStyle w:val="Compact"/>
+            </w:pPr>
+            <w:r>
+              <w:t xml:space="preserve">LEDG-FR-609</w:t>
+            </w:r>
+          </w:p>
+        </w:tc>
+        <w:tc>
+          <w:tcPr/>
+          <w:p>
+            <w:pPr>
+              <w:pStyle w:val="Compact"/>
+            </w:pPr>
+            <w:r>
+              <w:t xml:space="preserve">MVP</w:t>
+            </w:r>
+          </w:p>
+        </w:tc>
+      </w:tr>
+      <w:tr>
+        <w:tc>
+          <w:tcPr/>
+          <w:p>
+            <w:pPr>
+              <w:pStyle w:val="Compact"/>
+            </w:pPr>
+            <w:r>
+              <w:t xml:space="preserve">HVPN-FR-610</w:t>
+            </w:r>
+          </w:p>
+        </w:tc>
+        <w:tc>
+          <w:tcPr/>
+          <w:p>
+            <w:pPr>
+              <w:pStyle w:val="Compact"/>
+            </w:pPr>
+            <w:r>
+              <w:t xml:space="preserve">RBAC role→action matrix enforcement —</w:t>
+            </w:r>
+            <w:r>
+              <w:t xml:space="preserve"> </w:t>
+            </w:r>
+            <w:r>
+              <w:rPr>
+                <w:rStyle w:val="VerbatimChar"/>
+              </w:rPr>
+              <w:t xml:space="preserve">svc-identity.md</w:t>
+            </w:r>
+            <w:r>
+              <w:t xml:space="preserve">,</w:t>
+            </w:r>
+            <w:r>
+              <w:t xml:space="preserve"> </w:t>
+            </w:r>
+            <w:r>
+              <w:rPr>
+                <w:rStyle w:val="VerbatimChar"/>
+              </w:rPr>
+              <w:t xml:space="preserve">svc-api.md</w:t>
+            </w:r>
+          </w:p>
+        </w:tc>
+        <w:tc>
+          <w:tcPr/>
+          <w:p>
+            <w:pPr>
+              <w:pStyle w:val="Compact"/>
+            </w:pPr>
+            <w:r>
+              <w:t xml:space="preserve">SEC + INT + E2E</w:t>
+            </w:r>
+          </w:p>
+        </w:tc>
+        <w:tc>
+          <w:tcPr/>
+          <w:p>
+            <w:pPr>
+              <w:pStyle w:val="Compact"/>
+            </w:pPr>
+            <w:r>
+              <w:t xml:space="preserve">LEDG-FR-610</w:t>
+            </w:r>
+          </w:p>
+        </w:tc>
+        <w:tc>
+          <w:tcPr/>
+          <w:p>
+            <w:pPr>
+              <w:pStyle w:val="Compact"/>
+            </w:pPr>
+            <w:r>
+              <w:t xml:space="preserve">MVP</w:t>
+            </w:r>
+          </w:p>
+        </w:tc>
+      </w:tr>
     </w:tbl>
-    <w:bookmarkEnd w:id="22"/>
-    <w:bookmarkStart w:id="23" w:name="h-connector-fr-7xx"/>
+    <w:bookmarkEnd w:id="25"/>
+    <w:bookmarkStart w:id="26" w:name="h-connector-fr-7xx"/>
     <w:p>
       <w:pPr>
         <w:pStyle w:val="Heading3"/>
@@ -7784,52 +8033,48 @@
               <w:pStyle w:val="Compact"/>
             </w:pPr>
             <w:r>
-              <w:t xml:space="preserve">local ACLs (</w:t>
-            </w:r>
-            <w:r>
-              <w:rPr>
-                <w:rStyle w:val="VerbatimChar"/>
-              </w:rPr>
-              <w:t xml:space="preserve">UNVERIFIED</w:t>
+              <w:t xml:space="preserve">local ACLs × central policy precedence —</w:t>
             </w:r>
             <w:r>
               <w:t xml:space="preserve"> </w:t>
             </w:r>
             <w:r>
-              <w:t xml:space="preserve">central interaction) —</w:t>
+              <w:rPr>
+                <w:rStyle w:val="VerbatimChar"/>
+              </w:rPr>
+              <w:t xml:space="preserve">svc-policy.md</w:t>
             </w:r>
             <w:r>
               <w:t xml:space="preserve"> </w:t>
             </w:r>
             <w:r>
-              <w:rPr>
-                <w:rStyle w:val="VerbatimChar"/>
-              </w:rPr>
-              <w:t xml:space="preserve">svc-policy.md</w:t>
-            </w:r>
-            <w:r>
-              <w:t xml:space="preserve">, connector spec</w:t>
-            </w:r>
-          </w:p>
-        </w:tc>
-        <w:tc>
-          <w:tcPr/>
-          <w:p>
-            <w:pPr>
-              <w:pStyle w:val="Compact"/>
-            </w:pPr>
-            <w:r>
-              <w:t xml:space="preserve">INT —</w:t>
+              <w:t xml:space="preserve">§4.2,</w:t>
             </w:r>
             <w:r>
               <w:t xml:space="preserve"> </w:t>
             </w:r>
             <w:r>
               <w:rPr>
-                <w:b/>
-                <w:bCs/>
-              </w:rPr>
-              <w:t xml:space="preserve">see GAP-1</w:t>
+                <w:rStyle w:val="VerbatimChar"/>
+              </w:rPr>
+              <w:t xml:space="preserve">helix-core-rust.md</w:t>
+            </w:r>
+            <w:r>
+              <w:t xml:space="preserve"> </w:t>
+            </w:r>
+            <w:r>
+              <w:t xml:space="preserve">§9.3</w:t>
+            </w:r>
+          </w:p>
+        </w:tc>
+        <w:tc>
+          <w:tcPr/>
+          <w:p>
+            <w:pPr>
+              <w:pStyle w:val="Compact"/>
+            </w:pPr>
+            <w:r>
+              <w:t xml:space="preserve">INT (local-ACL honoured + central-deny wins)</w:t>
             </w:r>
           </w:p>
         </w:tc>
@@ -7989,8 +8234,8 @@
         </w:tc>
       </w:tr>
     </w:tbl>
-    <w:bookmarkEnd w:id="23"/>
-    <w:bookmarkStart w:id="24" w:name="i-observability--telemetry-fr-8xx"/>
+    <w:bookmarkEnd w:id="26"/>
+    <w:bookmarkStart w:id="27" w:name="i-observability--telemetry-fr-8xx"/>
     <w:p>
       <w:pPr>
         <w:pStyle w:val="Heading3"/>
@@ -8454,8 +8699,8 @@
         </w:tc>
       </w:tr>
     </w:tbl>
-    <w:bookmarkEnd w:id="24"/>
-    <w:bookmarkStart w:id="25" w:name="j-deployment--self-host-fr-9xx"/>
+    <w:bookmarkEnd w:id="27"/>
+    <w:bookmarkStart w:id="28" w:name="j-deployment--self-host-fr-9xx"/>
     <w:p>
       <w:pPr>
         <w:pStyle w:val="Heading3"/>
@@ -9138,8 +9383,8 @@
         </w:tc>
       </w:tr>
     </w:tbl>
-    <w:bookmarkEnd w:id="25"/>
-    <w:bookmarkStart w:id="26" w:name="k-clients--platform-apps-fr-10xx"/>
+    <w:bookmarkEnd w:id="28"/>
+    <w:bookmarkStart w:id="29" w:name="k-clients--platform-apps-fr-10xx"/>
     <w:p>
       <w:pPr>
         <w:pStyle w:val="Heading3"/>
@@ -10188,8 +10433,8 @@
         </w:tc>
       </w:tr>
     </w:tbl>
-    <w:bookmarkEnd w:id="26"/>
-    <w:bookmarkStart w:id="27" w:name="l-post-quantum--advanced-privacy-fr-11xx"/>
+    <w:bookmarkEnd w:id="29"/>
+    <w:bookmarkStart w:id="30" w:name="l-post-quantum--advanced-privacy-fr-11xx"/>
     <w:p>
       <w:pPr>
         <w:pStyle w:val="Heading3"/>
@@ -10487,9 +10732,9 @@
         </w:pict>
       </w:r>
     </w:p>
-    <w:bookmarkEnd w:id="27"/>
-    <w:bookmarkEnd w:id="28"/>
-    <w:bookmarkStart w:id="29" w:name="Xc3ba488cb963c494e9e65864ba262a22d2a7a6a"/>
+    <w:bookmarkEnd w:id="30"/>
+    <w:bookmarkEnd w:id="31"/>
+    <w:bookmarkStart w:id="32" w:name="Xc3ba488cb963c494e9e65864ba262a22d2a7a6a"/>
     <w:p>
       <w:pPr>
         <w:pStyle w:val="Heading2"/>
@@ -14095,6 +14340,356 @@
               <w:pStyle w:val="Compact"/>
             </w:pPr>
             <w:r>
+              <w:t xml:space="preserve">HVPN-NFR-411</w:t>
+            </w:r>
+          </w:p>
+        </w:tc>
+        <w:tc>
+          <w:tcPr/>
+          <w:p>
+            <w:pPr>
+              <w:pStyle w:val="Compact"/>
+            </w:pPr>
+            <w:r>
+              <w:t xml:space="preserve">runtime secrets rotatable without rebuild</w:t>
+            </w:r>
+          </w:p>
+        </w:tc>
+        <w:tc>
+          <w:tcPr/>
+          <w:p>
+            <w:pPr>
+              <w:pStyle w:val="Compact"/>
+            </w:pPr>
+            <w:r>
+              <w:rPr>
+                <w:rStyle w:val="VerbatimChar"/>
+              </w:rPr>
+              <w:t xml:space="preserve">repo-layout-and-decoupling.md</w:t>
+            </w:r>
+            <w:r>
+              <w:t xml:space="preserve">,</w:t>
+            </w:r>
+            <w:r>
+              <w:t xml:space="preserve"> </w:t>
+            </w:r>
+            <w:r>
+              <w:rPr>
+                <w:rStyle w:val="VerbatimChar"/>
+              </w:rPr>
+              <w:t xml:space="preserve">data-model-ddl.md</w:t>
+            </w:r>
+          </w:p>
+        </w:tc>
+        <w:tc>
+          <w:tcPr/>
+          <w:p>
+            <w:pPr>
+              <w:pStyle w:val="Compact"/>
+            </w:pPr>
+            <w:r>
+              <w:t xml:space="preserve">SEC + INT</w:t>
+            </w:r>
+          </w:p>
+        </w:tc>
+        <w:tc>
+          <w:tcPr/>
+          <w:p>
+            <w:pPr>
+              <w:pStyle w:val="Compact"/>
+            </w:pPr>
+            <w:r>
+              <w:t xml:space="preserve">LEDG-NFR-411</w:t>
+            </w:r>
+          </w:p>
+        </w:tc>
+        <w:tc>
+          <w:tcPr/>
+          <w:p>
+            <w:pPr>
+              <w:pStyle w:val="Compact"/>
+            </w:pPr>
+            <w:r>
+              <w:t xml:space="preserve">MVP</w:t>
+            </w:r>
+          </w:p>
+        </w:tc>
+      </w:tr>
+      <w:tr>
+        <w:tc>
+          <w:tcPr/>
+          <w:p>
+            <w:pPr>
+              <w:pStyle w:val="Compact"/>
+            </w:pPr>
+            <w:r>
+              <w:t xml:space="preserve">HVPN-NFR-412</w:t>
+            </w:r>
+          </w:p>
+        </w:tc>
+        <w:tc>
+          <w:tcPr/>
+          <w:p>
+            <w:pPr>
+              <w:pStyle w:val="Compact"/>
+            </w:pPr>
+            <w:r>
+              <w:t xml:space="preserve">WG/device + edge transport key rotation cadence</w:t>
+            </w:r>
+          </w:p>
+        </w:tc>
+        <w:tc>
+          <w:tcPr/>
+          <w:p>
+            <w:pPr>
+              <w:pStyle w:val="Compact"/>
+            </w:pPr>
+            <w:r>
+              <w:rPr>
+                <w:rStyle w:val="VerbatimChar"/>
+              </w:rPr>
+              <w:t xml:space="preserve">pki-and-certs.md</w:t>
+            </w:r>
+            <w:r>
+              <w:t xml:space="preserve">,</w:t>
+            </w:r>
+            <w:r>
+              <w:t xml:space="preserve"> </w:t>
+            </w:r>
+            <w:r>
+              <w:rPr>
+                <w:rStyle w:val="VerbatimChar"/>
+              </w:rPr>
+              <w:t xml:space="preserve">wireguard-core.md</w:t>
+            </w:r>
+          </w:p>
+        </w:tc>
+        <w:tc>
+          <w:tcPr/>
+          <w:p>
+            <w:pPr>
+              <w:pStyle w:val="Compact"/>
+            </w:pPr>
+            <w:r>
+              <w:t xml:space="preserve">SEC + INT</w:t>
+            </w:r>
+          </w:p>
+        </w:tc>
+        <w:tc>
+          <w:tcPr/>
+          <w:p>
+            <w:pPr>
+              <w:pStyle w:val="Compact"/>
+            </w:pPr>
+            <w:r>
+              <w:t xml:space="preserve">LEDG-NFR-412</w:t>
+            </w:r>
+          </w:p>
+        </w:tc>
+        <w:tc>
+          <w:tcPr/>
+          <w:p>
+            <w:pPr>
+              <w:pStyle w:val="Compact"/>
+            </w:pPr>
+            <w:r>
+              <w:t xml:space="preserve">MVP</w:t>
+            </w:r>
+          </w:p>
+        </w:tc>
+      </w:tr>
+      <w:tr>
+        <w:tc>
+          <w:tcPr/>
+          <w:p>
+            <w:pPr>
+              <w:pStyle w:val="Compact"/>
+            </w:pPr>
+            <w:r>
+              <w:t xml:space="preserve">HVPN-NFR-413</w:t>
+            </w:r>
+          </w:p>
+        </w:tc>
+        <w:tc>
+          <w:tcPr/>
+          <w:p>
+            <w:pPr>
+              <w:pStyle w:val="Compact"/>
+            </w:pPr>
+            <w:r>
+              <w:t xml:space="preserve">control-plane API rate limiting</w:t>
+            </w:r>
+          </w:p>
+        </w:tc>
+        <w:tc>
+          <w:tcPr/>
+          <w:p>
+            <w:pPr>
+              <w:pStyle w:val="Compact"/>
+            </w:pPr>
+            <w:r>
+              <w:rPr>
+                <w:rStyle w:val="VerbatimChar"/>
+              </w:rPr>
+              <w:t xml:space="preserve">svc-api.md</w:t>
+            </w:r>
+            <w:r>
+              <w:t xml:space="preserve">,</w:t>
+            </w:r>
+            <w:r>
+              <w:t xml:space="preserve"> </w:t>
+            </w:r>
+            <w:r>
+              <w:rPr>
+                <w:rStyle w:val="VerbatimChar"/>
+              </w:rPr>
+              <w:t xml:space="preserve">architecture-and-wiring.md</w:t>
+            </w:r>
+          </w:p>
+        </w:tc>
+        <w:tc>
+          <w:tcPr/>
+          <w:p>
+            <w:pPr>
+              <w:pStyle w:val="Compact"/>
+            </w:pPr>
+            <w:r>
+              <w:t xml:space="preserve">STRESS + SEC</w:t>
+            </w:r>
+          </w:p>
+        </w:tc>
+        <w:tc>
+          <w:tcPr/>
+          <w:p>
+            <w:pPr>
+              <w:pStyle w:val="Compact"/>
+            </w:pPr>
+            <w:r>
+              <w:t xml:space="preserve">LEDG-NFR-413</w:t>
+            </w:r>
+          </w:p>
+        </w:tc>
+        <w:tc>
+          <w:tcPr/>
+          <w:p>
+            <w:pPr>
+              <w:pStyle w:val="Compact"/>
+            </w:pPr>
+            <w:r>
+              <w:t xml:space="preserve">MVP</w:t>
+            </w:r>
+          </w:p>
+        </w:tc>
+      </w:tr>
+      <w:tr>
+        <w:tc>
+          <w:tcPr/>
+          <w:p>
+            <w:pPr>
+              <w:pStyle w:val="Compact"/>
+            </w:pPr>
+            <w:r>
+              <w:t xml:space="preserve">HVPN-NFR-414</w:t>
+            </w:r>
+          </w:p>
+        </w:tc>
+        <w:tc>
+          <w:tcPr/>
+          <w:p>
+            <w:pPr>
+              <w:pStyle w:val="Compact"/>
+            </w:pPr>
+            <w:r>
+              <w:t xml:space="preserve">data-plane edge DDoS/UDP-flood/amplification resilience</w:t>
+            </w:r>
+          </w:p>
+        </w:tc>
+        <w:tc>
+          <w:tcPr/>
+          <w:p>
+            <w:pPr>
+              <w:pStyle w:val="Compact"/>
+            </w:pPr>
+            <w:r>
+              <w:rPr>
+                <w:rStyle w:val="VerbatimChar"/>
+              </w:rPr>
+              <w:t xml:space="preserve">svc-api.md</w:t>
+            </w:r>
+            <w:r>
+              <w:t xml:space="preserve"> </w:t>
+            </w:r>
+            <w:r>
+              <w:t xml:space="preserve">(enroll limits), edge (</w:t>
+            </w:r>
+            <w:r>
+              <w:rPr>
+                <w:rStyle w:val="VerbatimChar"/>
+              </w:rPr>
+              <w:t xml:space="preserve">v02-data-plane/routing-and-addressing.md</w:t>
+            </w:r>
+            <w:r>
+              <w:t xml:space="preserve"> </w:t>
+            </w:r>
+            <w:r>
+              <w:t xml:space="preserve">/</w:t>
+            </w:r>
+            <w:r>
+              <w:t xml:space="preserve"> </w:t>
+            </w:r>
+            <w:r>
+              <w:rPr>
+                <w:rStyle w:val="VerbatimChar"/>
+              </w:rPr>
+              <w:t xml:space="preserve">transport-masque-quic.md</w:t>
+            </w:r>
+            <w:r>
+              <w:t xml:space="preserve">)</w:t>
+            </w:r>
+          </w:p>
+        </w:tc>
+        <w:tc>
+          <w:tcPr/>
+          <w:p>
+            <w:pPr>
+              <w:pStyle w:val="Compact"/>
+            </w:pPr>
+            <w:r>
+              <w:t xml:space="preserve">DDOS</w:t>
+            </w:r>
+          </w:p>
+        </w:tc>
+        <w:tc>
+          <w:tcPr/>
+          <w:p>
+            <w:pPr>
+              <w:pStyle w:val="Compact"/>
+            </w:pPr>
+            <w:r>
+              <w:t xml:space="preserve">LEDG-NFR-414</w:t>
+            </w:r>
+          </w:p>
+        </w:tc>
+        <w:tc>
+          <w:tcPr/>
+          <w:p>
+            <w:pPr>
+              <w:pStyle w:val="Compact"/>
+            </w:pPr>
+            <w:r>
+              <w:t xml:space="preserve">MVP</w:t>
+            </w:r>
+          </w:p>
+        </w:tc>
+      </w:tr>
+      <w:tr>
+        <w:tc>
+          <w:tcPr/>
+          <w:p>
+            <w:pPr>
+              <w:pStyle w:val="Compact"/>
+            </w:pPr>
+            <w:r>
               <w:t xml:space="preserve">HVPN-NFR-500</w:t>
             </w:r>
           </w:p>
@@ -15359,6 +15954,338 @@
             </w:pPr>
             <w:r>
               <w:t xml:space="preserve">ALWAYS</w:t>
+            </w:r>
+          </w:p>
+        </w:tc>
+      </w:tr>
+      <w:tr>
+        <w:tc>
+          <w:tcPr/>
+          <w:p>
+            <w:pPr>
+              <w:pStyle w:val="Compact"/>
+            </w:pPr>
+            <w:r>
+              <w:t xml:space="preserve">HVPN-NFR-700</w:t>
+            </w:r>
+          </w:p>
+        </w:tc>
+        <w:tc>
+          <w:tcPr/>
+          <w:p>
+            <w:pPr>
+              <w:pStyle w:val="Compact"/>
+            </w:pPr>
+            <w:r>
+              <w:t xml:space="preserve">zero-downtime rolling upgrades</w:t>
+            </w:r>
+          </w:p>
+        </w:tc>
+        <w:tc>
+          <w:tcPr/>
+          <w:p>
+            <w:pPr>
+              <w:pStyle w:val="Compact"/>
+            </w:pPr>
+            <w:r>
+              <w:rPr>
+                <w:rStyle w:val="VerbatimChar"/>
+              </w:rPr>
+              <w:t xml:space="preserve">ha-and-multiregion.md</w:t>
+            </w:r>
+            <w:r>
+              <w:t xml:space="preserve">,</w:t>
+            </w:r>
+            <w:r>
+              <w:t xml:space="preserve"> </w:t>
+            </w:r>
+            <w:r>
+              <w:rPr>
+                <w:rStyle w:val="VerbatimChar"/>
+              </w:rPr>
+              <w:t xml:space="preserve">architecture-and-wiring.md</w:t>
+            </w:r>
+          </w:p>
+        </w:tc>
+        <w:tc>
+          <w:tcPr/>
+          <w:p>
+            <w:pPr>
+              <w:pStyle w:val="Compact"/>
+            </w:pPr>
+            <w:r>
+              <w:t xml:space="preserve">CHAOS + INT</w:t>
+            </w:r>
+          </w:p>
+        </w:tc>
+        <w:tc>
+          <w:tcPr/>
+          <w:p>
+            <w:pPr>
+              <w:pStyle w:val="Compact"/>
+            </w:pPr>
+            <w:r>
+              <w:t xml:space="preserve">LEDG-NFR-700</w:t>
+            </w:r>
+          </w:p>
+        </w:tc>
+        <w:tc>
+          <w:tcPr/>
+          <w:p>
+            <w:pPr>
+              <w:pStyle w:val="Compact"/>
+            </w:pPr>
+            <w:r>
+              <w:t xml:space="preserve">P2</w:t>
+            </w:r>
+          </w:p>
+        </w:tc>
+      </w:tr>
+      <w:tr>
+        <w:tc>
+          <w:tcPr/>
+          <w:p>
+            <w:pPr>
+              <w:pStyle w:val="Compact"/>
+            </w:pPr>
+            <w:r>
+              <w:t xml:space="preserve">HVPN-NFR-701</w:t>
+            </w:r>
+          </w:p>
+        </w:tc>
+        <w:tc>
+          <w:tcPr/>
+          <w:p>
+            <w:pPr>
+              <w:pStyle w:val="Compact"/>
+            </w:pPr>
+            <w:r>
+              <w:t xml:space="preserve">backward-compatible Postgres migrations</w:t>
+            </w:r>
+          </w:p>
+        </w:tc>
+        <w:tc>
+          <w:tcPr/>
+          <w:p>
+            <w:pPr>
+              <w:pStyle w:val="Compact"/>
+            </w:pPr>
+            <w:r>
+              <w:rPr>
+                <w:rStyle w:val="VerbatimChar"/>
+              </w:rPr>
+              <w:t xml:space="preserve">data-model-ddl.md</w:t>
+            </w:r>
+            <w:r>
+              <w:t xml:space="preserve">,</w:t>
+            </w:r>
+            <w:r>
+              <w:t xml:space="preserve"> </w:t>
+            </w:r>
+            <w:r>
+              <w:rPr>
+                <w:rStyle w:val="VerbatimChar"/>
+              </w:rPr>
+              <w:t xml:space="preserve">codegen-pipeline.md</w:t>
+            </w:r>
+          </w:p>
+        </w:tc>
+        <w:tc>
+          <w:tcPr/>
+          <w:p>
+            <w:pPr>
+              <w:pStyle w:val="Compact"/>
+            </w:pPr>
+            <w:r>
+              <w:t xml:space="preserve">INT</w:t>
+            </w:r>
+          </w:p>
+        </w:tc>
+        <w:tc>
+          <w:tcPr/>
+          <w:p>
+            <w:pPr>
+              <w:pStyle w:val="Compact"/>
+            </w:pPr>
+            <w:r>
+              <w:t xml:space="preserve">LEDG-NFR-701</w:t>
+            </w:r>
+          </w:p>
+        </w:tc>
+        <w:tc>
+          <w:tcPr/>
+          <w:p>
+            <w:pPr>
+              <w:pStyle w:val="Compact"/>
+            </w:pPr>
+            <w:r>
+              <w:t xml:space="preserve">P2</w:t>
+            </w:r>
+          </w:p>
+        </w:tc>
+      </w:tr>
+      <w:tr>
+        <w:tc>
+          <w:tcPr/>
+          <w:p>
+            <w:pPr>
+              <w:pStyle w:val="Compact"/>
+            </w:pPr>
+            <w:r>
+              <w:t xml:space="preserve">HVPN-NFR-702</w:t>
+            </w:r>
+          </w:p>
+        </w:tc>
+        <w:tc>
+          <w:tcPr/>
+          <w:p>
+            <w:pPr>
+              <w:pStyle w:val="Compact"/>
+            </w:pPr>
+            <w:r>
+              <w:t xml:space="preserve">protobuf/OpenAPI wire-compatibility window</w:t>
+            </w:r>
+          </w:p>
+        </w:tc>
+        <w:tc>
+          <w:tcPr/>
+          <w:p>
+            <w:pPr>
+              <w:pStyle w:val="Compact"/>
+            </w:pPr>
+            <w:r>
+              <w:rPr>
+                <w:rStyle w:val="VerbatimChar"/>
+              </w:rPr>
+              <w:t xml:space="preserve">protobuf-spec.md</w:t>
+            </w:r>
+            <w:r>
+              <w:t xml:space="preserve">,</w:t>
+            </w:r>
+            <w:r>
+              <w:t xml:space="preserve"> </w:t>
+            </w:r>
+            <w:r>
+              <w:rPr>
+                <w:rStyle w:val="VerbatimChar"/>
+              </w:rPr>
+              <w:t xml:space="preserve">codegen-pipeline.md</w:t>
+            </w:r>
+          </w:p>
+        </w:tc>
+        <w:tc>
+          <w:tcPr/>
+          <w:p>
+            <w:pPr>
+              <w:pStyle w:val="Compact"/>
+            </w:pPr>
+            <w:r>
+              <w:t xml:space="preserve">U + META</w:t>
+            </w:r>
+          </w:p>
+        </w:tc>
+        <w:tc>
+          <w:tcPr/>
+          <w:p>
+            <w:pPr>
+              <w:pStyle w:val="Compact"/>
+            </w:pPr>
+            <w:r>
+              <w:t xml:space="preserve">LEDG-NFR-702</w:t>
+            </w:r>
+          </w:p>
+        </w:tc>
+        <w:tc>
+          <w:tcPr/>
+          <w:p>
+            <w:pPr>
+              <w:pStyle w:val="Compact"/>
+            </w:pPr>
+            <w:r>
+              <w:t xml:space="preserve">MVP</w:t>
+            </w:r>
+          </w:p>
+        </w:tc>
+      </w:tr>
+      <w:tr>
+        <w:tc>
+          <w:tcPr/>
+          <w:p>
+            <w:pPr>
+              <w:pStyle w:val="Compact"/>
+            </w:pPr>
+            <w:r>
+              <w:t xml:space="preserve">HVPN-NFR-703</w:t>
+            </w:r>
+          </w:p>
+        </w:tc>
+        <w:tc>
+          <w:tcPr/>
+          <w:p>
+            <w:pPr>
+              <w:pStyle w:val="Compact"/>
+            </w:pPr>
+            <w:r>
+              <w:t xml:space="preserve">infra sizing/cost forecast formula</w:t>
+            </w:r>
+          </w:p>
+        </w:tc>
+        <w:tc>
+          <w:tcPr/>
+          <w:p>
+            <w:pPr>
+              <w:pStyle w:val="Compact"/>
+            </w:pPr>
+            <w:r>
+              <w:rPr>
+                <w:rStyle w:val="VerbatimChar"/>
+              </w:rPr>
+              <w:t xml:space="preserve">observability.md</w:t>
+            </w:r>
+            <w:r>
+              <w:t xml:space="preserve">,</w:t>
+            </w:r>
+            <w:r>
+              <w:t xml:space="preserve"> </w:t>
+            </w:r>
+            <w:r>
+              <w:rPr>
+                <w:rStyle w:val="VerbatimChar"/>
+              </w:rPr>
+              <w:t xml:space="preserve">ha-and-multiregion.md</w:t>
+            </w:r>
+          </w:p>
+        </w:tc>
+        <w:tc>
+          <w:tcPr/>
+          <w:p>
+            <w:pPr>
+              <w:pStyle w:val="Compact"/>
+            </w:pPr>
+            <w:r>
+              <w:t xml:space="preserve">BENCH</w:t>
+            </w:r>
+          </w:p>
+        </w:tc>
+        <w:tc>
+          <w:tcPr/>
+          <w:p>
+            <w:pPr>
+              <w:pStyle w:val="Compact"/>
+            </w:pPr>
+            <w:r>
+              <w:t xml:space="preserve">LEDG-NFR-703</w:t>
+            </w:r>
+          </w:p>
+        </w:tc>
+        <w:tc>
+          <w:tcPr/>
+          <w:p>
+            <w:pPr>
+              <w:pStyle w:val="Compact"/>
+            </w:pPr>
+            <w:r>
+              <w:t xml:space="preserve">P2</w:t>
             </w:r>
           </w:p>
         </w:tc>
@@ -15371,8 +16298,8 @@
         </w:pict>
       </w:r>
     </w:p>
-    <w:bookmarkEnd w:id="29"/>
-    <w:bookmarkStart w:id="30" w:name="Xa806d7387680db50c1ee36de0ca7b715ea4fd23"/>
+    <w:bookmarkEnd w:id="32"/>
+    <w:bookmarkStart w:id="33" w:name="Xa806d7387680db50c1ee36de0ca7b715ea4fd23"/>
     <w:p>
       <w:pPr>
         <w:pStyle w:val="Heading2"/>
@@ -15959,8 +16886,8 @@
         </w:pict>
       </w:r>
     </w:p>
-    <w:bookmarkEnd w:id="30"/>
-    <w:bookmarkStart w:id="32" w:name="Xde1fd9bc9d211690a184f57ac27e79dc61d0bab"/>
+    <w:bookmarkEnd w:id="33"/>
+    <w:bookmarkStart w:id="35" w:name="Xde1fd9bc9d211690a184f57ac27e79dc61d0bab"/>
     <w:p>
       <w:pPr>
         <w:pStyle w:val="Heading2"/>
@@ -16001,7 +16928,7 @@
       <w:r>
         <w:t xml:space="preserve"> </w:t>
       </w:r>
-      <w:hyperlink r:id="rId31">
+      <w:hyperlink r:id="rId34">
         <w:r>
           <w:rPr>
             <w:rStyle w:val="VerbatimChar"/>
@@ -16292,8 +17219,8 @@
         </w:pict>
       </w:r>
     </w:p>
-    <w:bookmarkEnd w:id="32"/>
-    <w:bookmarkStart w:id="33" w:name="X9f5c79790419072cb927e83a4d171ef79ceb49b"/>
+    <w:bookmarkEnd w:id="35"/>
+    <w:bookmarkStart w:id="36" w:name="X9f5c79790419072cb927e83a4d171ef79ceb49b"/>
     <w:p>
       <w:pPr>
         <w:pStyle w:val="Heading2"/>
@@ -16425,35 +17352,13 @@
           <w:b/>
           <w:bCs/>
         </w:rPr>
-        <w:t xml:space="preserve">GAP-1 — FR-705 (connector local-ACL × central policy interaction)</w:t>
-      </w:r>
-      <w:r>
-        <w:rPr>
-          <w:b/>
-          <w:bCs/>
-        </w:rPr>
-        <w:t xml:space="preserve"> </w:t>
-      </w:r>
-      <w:r>
-        <w:rPr>
-          <w:rStyle w:val="VerbatimChar"/>
-          <w:b/>
-          <w:bCs/>
-        </w:rPr>
-        <w:t xml:space="preserve">UNVERIFIED</w:t>
-      </w:r>
-      <w:r>
-        <w:rPr>
-          <w:b/>
-          <w:bCs/>
-        </w:rPr>
-        <w:t xml:space="preserve">.</w:t>
-      </w:r>
-      <w:r>
-        <w:t xml:space="preserve"> </w:t>
-      </w:r>
-      <w:r>
-        <w:t xml:space="preserve">The FR doc itself marks the local-ACL/central-policy interaction</w:t>
+        <w:t xml:space="preserve">GAP-1 — FR-705 (connector local-ACL × central policy interaction) — CLOSED in source docs (2026-07-05).</w:t>
+      </w:r>
+      <w:r>
+        <w:t xml:space="preserve"> </w:t>
+      </w:r>
+      <w:r>
+        <w:t xml:space="preserve">The precedence rule (local-deny overrides central-allow; central-deny overrides local-allow; compiled output = central policy minus local-deny; connector advertises</w:t>
       </w:r>
       <w:r>
         <w:t xml:space="preserve"> </w:t>
@@ -16462,10 +17367,13 @@
         <w:rPr>
           <w:rStyle w:val="VerbatimChar"/>
         </w:rPr>
-        <w:t xml:space="preserve">UNVERIFIED</w:t>
-      </w:r>
-      <w:r>
-        <w:t xml:space="preserve">;</w:t>
+        <w:t xml:space="preserve">local_denylist</w:t>
+      </w:r>
+      <w:r>
+        <w:t xml:space="preserve"> </w:t>
+      </w:r>
+      <w:r>
+        <w:t xml:space="preserve">to the coordinator) is now pinned and backported into</w:t>
       </w:r>
       <w:r>
         <w:t xml:space="preserve"> </w:t>
@@ -16474,13 +17382,28 @@
         <w:rPr>
           <w:rStyle w:val="VerbatimChar"/>
         </w:rPr>
-        <w:t xml:space="preserve">svc-policy.md</w:t>
-      </w:r>
-      <w:r>
-        <w:t xml:space="preserve"> </w:t>
-      </w:r>
-      <w:r>
-        <w:t xml:space="preserve">is named as the doc that fixes it but the precedence contract (local vs central deny) is not yet pinned.</w:t>
+        <w:t xml:space="preserve">v03-control-plane/svc-policy.md</w:t>
+      </w:r>
+      <w:r>
+        <w:t xml:space="preserve"> </w:t>
+      </w:r>
+      <w:r>
+        <w:t xml:space="preserve">§2/§4/§5/§7/§8/§10 and</w:t>
+      </w:r>
+      <w:r>
+        <w:t xml:space="preserve"> </w:t>
+      </w:r>
+      <w:r>
+        <w:rPr>
+          <w:rStyle w:val="VerbatimChar"/>
+        </w:rPr>
+        <w:t xml:space="preserve">v04-client/helix-core-rust.md</w:t>
+      </w:r>
+      <w:r>
+        <w:t xml:space="preserve"> </w:t>
+      </w:r>
+      <w:r>
+        <w:t xml:space="preserve">§9.3.</w:t>
       </w:r>
       <w:r>
         <w:t xml:space="preserve"> </w:t>
@@ -16505,7 +17428,19 @@
         <w:t xml:space="preserve"> </w:t>
       </w:r>
       <w:r>
-        <w:t xml:space="preserve">+ connector spec.</w:t>
+        <w:t xml:space="preserve">+</w:t>
+      </w:r>
+      <w:r>
+        <w:t xml:space="preserve"> </w:t>
+      </w:r>
+      <w:r>
+        <w:rPr>
+          <w:rStyle w:val="VerbatimChar"/>
+        </w:rPr>
+        <w:t xml:space="preserve">v04-client/helix-core-rust.md</w:t>
+      </w:r>
+      <w:r>
+        <w:t xml:space="preserve">.</w:t>
       </w:r>
       <w:r>
         <w:t xml:space="preserve"> </w:t>
@@ -16515,13 +17450,13 @@
           <w:b/>
           <w:bCs/>
         </w:rPr>
-        <w:t xml:space="preserve">Test once pinned:</w:t>
-      </w:r>
-      <w:r>
-        <w:t xml:space="preserve"> </w:t>
-      </w:r>
-      <w:r>
-        <w:t xml:space="preserve">INT (local-ACL honoured + central-deny wins). Not a missing component — an unpinned contract.</w:t>
+        <w:t xml:space="preserve">Test:</w:t>
+      </w:r>
+      <w:r>
+        <w:t xml:space="preserve"> </w:t>
+      </w:r>
+      <w:r>
+        <w:t xml:space="preserve">INT (local-ACL honoured + central-deny wins).</w:t>
       </w:r>
     </w:p>
     <w:p>
@@ -17096,6 +18031,51 @@
           <w:b/>
           <w:bCs/>
         </w:rPr>
+        <w:t xml:space="preserve">/RBAC/rate-limiting traceability gap — CLOSED in source docs (2026-07-05).</w:t>
+      </w:r>
+      <w:r>
+        <w:t xml:space="preserve"> </w:t>
+      </w:r>
+      <w:r>
+        <w:t xml:space="preserve">The original finding (Rev 4) was that the</w:t>
+      </w:r>
+      <w:r>
+        <w:t xml:space="preserve"> </w:t>
+      </w:r>
+      <w:r>
+        <w:rPr>
+          <w:rStyle w:val="VerbatimChar"/>
+        </w:rPr>
+        <w:t xml:space="preserve">DDOS</w:t>
+      </w:r>
+      <w:r>
+        <w:t xml:space="preserve"> </w:t>
+      </w:r>
+      <w:r>
+        <w:t xml:space="preserve">§11.4.169 type had zero requirement owners and RBAC was only parenthetical. The fix has been applied:</w:t>
+      </w:r>
+    </w:p>
+    <w:p>
+      <w:pPr>
+        <w:pStyle w:val="Compact"/>
+        <w:numPr>
+          <w:ilvl w:val="1"/>
+          <w:numId w:val="1003"/>
+        </w:numPr>
+      </w:pPr>
+      <w:r>
+        <w:rPr>
+          <w:rStyle w:val="VerbatimChar"/>
+        </w:rPr>
+        <w:t xml:space="preserve">v01-product/nonfunctional-requirements.md</w:t>
+      </w:r>
+      <w:r>
+        <w:t xml:space="preserve"> </w:t>
+      </w:r>
+      <w:r>
+        <w:t xml:space="preserve">already added</w:t>
+      </w:r>
+      <w:r>
         <w:t xml:space="preserve"> </w:t>
       </w:r>
       <w:r>
@@ -17103,13 +18083,13 @@
           <w:b/>
           <w:bCs/>
         </w:rPr>
-        <w:t xml:space="preserve">test-type tag defined but traced to zero requirements; RBAC and rate-limiting are named but not requirement-level (enterprise-hardening gap, found in an independent audit pass).</w:t>
-      </w:r>
-      <w:r>
-        <w:t xml:space="preserve"> </w:t>
-      </w:r>
-      <w:r>
-        <w:t xml:space="preserve">The §1 legend defines</w:t>
+        <w:t xml:space="preserve">NFR-413</w:t>
+      </w:r>
+      <w:r>
+        <w:t xml:space="preserve"> </w:t>
+      </w:r>
+      <w:r>
+        <w:t xml:space="preserve">(control-plane API rate limiting) and</w:t>
       </w:r>
       <w:r>
         <w:t xml:space="preserve"> </w:t>
@@ -17119,13 +18099,46 @@
           <w:b/>
           <w:bCs/>
         </w:rPr>
-        <w:t xml:space="preserve">DDOS</w:t>
-      </w:r>
-      <w:r>
-        <w:t xml:space="preserve"> </w:t>
-      </w:r>
-      <w:r>
-        <w:t xml:space="preserve">(DoS/load-flood, Volume-8 §5.8) as one of the 13 mandatory §11.4.169 types, but scanning every row in §2 and §3 above,</w:t>
+        <w:t xml:space="preserve">NFR-414</w:t>
+      </w:r>
+      <w:r>
+        <w:t xml:space="preserve"> </w:t>
+      </w:r>
+      <w:r>
+        <w:t xml:space="preserve">(data-plane edge DDoS/UDP-flood/amplification resilience,</w:t>
+      </w:r>
+      <w:r>
+        <w:t xml:space="preserve"> </w:t>
+      </w:r>
+      <w:r>
+        <w:rPr>
+          <w:rStyle w:val="VerbatimChar"/>
+        </w:rPr>
+        <w:t xml:space="preserve">Verify by: DDOS</w:t>
+      </w:r>
+      <w:r>
+        <w:t xml:space="preserve">).</w:t>
+      </w:r>
+    </w:p>
+    <w:p>
+      <w:pPr>
+        <w:pStyle w:val="Compact"/>
+        <w:numPr>
+          <w:ilvl w:val="1"/>
+          <w:numId w:val="1003"/>
+        </w:numPr>
+      </w:pPr>
+      <w:r>
+        <w:rPr>
+          <w:rStyle w:val="VerbatimChar"/>
+        </w:rPr>
+        <w:t xml:space="preserve">v01-product/functional-requirements.md</w:t>
+      </w:r>
+      <w:r>
+        <w:t xml:space="preserve"> </w:t>
+      </w:r>
+      <w:r>
+        <w:t xml:space="preserve">added</w:t>
       </w:r>
       <w:r>
         <w:t xml:space="preserve"> </w:t>
@@ -17135,314 +18148,101 @@
           <w:b/>
           <w:bCs/>
         </w:rPr>
-        <w:t xml:space="preserve">no FR or NFR carries the</w:t>
-      </w:r>
+        <w:t xml:space="preserve">FR-610</w:t>
+      </w:r>
+      <w:r>
+        <w:t xml:space="preserve"> </w:t>
+      </w:r>
+      <w:r>
+        <w:t xml:space="preserve">(RBAC role→action matrix enforcement).</w:t>
+      </w:r>
+    </w:p>
+    <w:p>
+      <w:pPr>
+        <w:pStyle w:val="Compact"/>
+        <w:numPr>
+          <w:ilvl w:val="1"/>
+          <w:numId w:val="1003"/>
+        </w:numPr>
+      </w:pPr>
+      <w:r>
+        <w:t xml:space="preserve">This matrix now lists</w:t>
+      </w:r>
+      <w:r>
+        <w:t xml:space="preserve"> </w:t>
+      </w:r>
+      <w:r>
+        <w:rPr>
+          <w:rStyle w:val="VerbatimChar"/>
+        </w:rPr>
+        <w:t xml:space="preserve">LEDG-NFR-413</w:t>
+      </w:r>
+      <w:r>
+        <w:t xml:space="preserve">,</w:t>
+      </w:r>
+      <w:r>
+        <w:t xml:space="preserve"> </w:t>
+      </w:r>
+      <w:r>
+        <w:rPr>
+          <w:rStyle w:val="VerbatimChar"/>
+        </w:rPr>
+        <w:t xml:space="preserve">LEDG-NFR-414</w:t>
+      </w:r>
+      <w:r>
+        <w:t xml:space="preserve">, and</w:t>
+      </w:r>
+      <w:r>
+        <w:t xml:space="preserve"> </w:t>
+      </w:r>
+      <w:r>
+        <w:rPr>
+          <w:rStyle w:val="VerbatimChar"/>
+        </w:rPr>
+        <w:t xml:space="preserve">LEDG-FR-610</w:t>
+      </w:r>
+      <w:r>
+        <w:t xml:space="preserve"> </w:t>
+      </w:r>
+      <w:r>
+        <w:t xml:space="preserve">with their owning docs and test types.</w:t>
+      </w:r>
+    </w:p>
+    <w:p>
+      <w:pPr>
+        <w:pStyle w:val="Compact"/>
+        <w:numPr>
+          <w:ilvl w:val="1"/>
+          <w:numId w:val="1003"/>
+        </w:numPr>
+      </w:pPr>
       <w:r>
         <w:rPr>
           <w:b/>
           <w:bCs/>
         </w:rPr>
-        <w:t xml:space="preserve"> </w:t>
-      </w:r>
-      <w:r>
-        <w:rPr>
-          <w:rStyle w:val="VerbatimChar"/>
-          <w:b/>
-          <w:bCs/>
-        </w:rPr>
-        <w:t xml:space="preserve">DDOS</w:t>
-      </w:r>
-      <w:r>
-        <w:rPr>
-          <w:b/>
-          <w:bCs/>
-        </w:rPr>
-        <w:t xml:space="preserve"> </w:t>
-      </w:r>
-      <w:r>
-        <w:rPr>
-          <w:b/>
-          <w:bCs/>
-        </w:rPr>
-        <w:t xml:space="preserve">tag</w:t>
-      </w:r>
-      <w:r>
-        <w:t xml:space="preserve"> </w:t>
-      </w:r>
-      <w:r>
-        <w:t xml:space="preserve">— the API gateway (</w:t>
+        <w:t xml:space="preserve">Residual:</w:t>
+      </w:r>
+      <w:r>
+        <w:t xml:space="preserve"> </w:t>
+      </w:r>
+      <w:r>
+        <w:t xml:space="preserve">NFR-413/414 quantitative targets remain</w:t>
+      </w:r>
+      <w:r>
+        <w:t xml:space="preserve"> </w:t>
       </w:r>
       <w:r>
         <w:rPr>
           <w:rStyle w:val="VerbatimChar"/>
         </w:rPr>
-        <w:t xml:space="preserve">svc-api.md</w:t>
-      </w:r>
-      <w:r>
-        <w:t xml:space="preserve">) and the gateway edge (the public-facing MASQUE/plain-UDP listeners) have no traced requirement obligating rate-limiting or flood-resilience, even though</w:t>
-      </w:r>
-      <w:r>
-        <w:t xml:space="preserve"> </w:t>
-      </w:r>
-      <w:r>
-        <w:rPr>
-          <w:rStyle w:val="VerbatimChar"/>
-        </w:rPr>
-        <w:t xml:space="preserve">04_ARCH</w:t>
-      </w:r>
-      <w:r>
-        <w:t xml:space="preserve"> </w:t>
-      </w:r>
-      <w:r>
-        <w:t xml:space="preserve">§4.6 names a concrete mechanism ("rate limiting (token buckets per API key)" in Redis). Relatedly,</w:t>
-      </w:r>
-      <w:r>
-        <w:t xml:space="preserve"> </w:t>
-      </w:r>
-      <w:r>
-        <w:rPr>
-          <w:b/>
-          <w:bCs/>
-        </w:rPr>
-        <w:t xml:space="preserve">RBAC</w:t>
-      </w:r>
-      <w:r>
-        <w:t xml:space="preserve"> </w:t>
-      </w:r>
-      <w:r>
-        <w:t xml:space="preserve">(the</w:t>
-      </w:r>
-      <w:r>
-        <w:t xml:space="preserve"> </w:t>
-      </w:r>
-      <w:r>
-        <w:rPr>
-          <w:rStyle w:val="VerbatimChar"/>
-        </w:rPr>
-        <w:t xml:space="preserve">users.role: admin|operator|member</w:t>
-      </w:r>
-      <w:r>
-        <w:t xml:space="preserve"> </w:t>
-      </w:r>
-      <w:r>
-        <w:t xml:space="preserve">model) appears only as a parenthetical test-type annotation on HVPN-FR-601 ("INT + E2E (RBAC)"), not as its own requirement with acceptance criteria — so RBAC enforcement (can an</w:t>
-      </w:r>
-      <w:r>
-        <w:t xml:space="preserve"> </w:t>
-      </w:r>
-      <w:r>
-        <w:rPr>
-          <w:rStyle w:val="VerbatimChar"/>
-        </w:rPr>
-        <w:t xml:space="preserve">operator</w:t>
-      </w:r>
-      <w:r>
-        <w:t xml:space="preserve"> </w:t>
-      </w:r>
-      <w:r>
-        <w:t xml:space="preserve">role escalate to</w:t>
-      </w:r>
-      <w:r>
-        <w:t xml:space="preserve"> </w:t>
-      </w:r>
-      <w:r>
-        <w:rPr>
-          <w:rStyle w:val="VerbatimChar"/>
-        </w:rPr>
-        <w:t xml:space="preserve">admin</w:t>
-      </w:r>
-      <w:r>
-        <w:t xml:space="preserve"> </w:t>
-      </w:r>
-      <w:r>
-        <w:t xml:space="preserve">actions?) has no dedicated ledger row either.</w:t>
-      </w:r>
-      <w:r>
-        <w:t xml:space="preserve"> </w:t>
-      </w:r>
-      <w:r>
-        <w:rPr>
-          <w:b/>
-          <w:bCs/>
-        </w:rPr>
-        <w:t xml:space="preserve">This traceability doc does not mint new FR/NFR ids</w:t>
-      </w:r>
-      <w:r>
-        <w:t xml:space="preserve"> </w:t>
-      </w:r>
-      <w:r>
-        <w:t xml:space="preserve">(see header), so this is recorded as a gap, not fixed here.</w:t>
-      </w:r>
-      <w:r>
-        <w:t xml:space="preserve"> </w:t>
-      </w:r>
-      <w:r>
-        <w:rPr>
-          <w:b/>
-          <w:bCs/>
-        </w:rPr>
-        <w:t xml:space="preserve">Recommendation:</w:t>
-      </w:r>
-      <w:r>
-        <w:t xml:space="preserve"> </w:t>
-      </w:r>
-      <w:r>
-        <w:t xml:space="preserve">a future pass to</w:t>
-      </w:r>
-      <w:r>
-        <w:t xml:space="preserve"> </w:t>
-      </w:r>
-      <w:r>
-        <w:rPr>
-          <w:rStyle w:val="VerbatimChar"/>
-        </w:rPr>
-        <w:t xml:space="preserve">v01-product/nonfunctional-requirements.md</w:t>
-      </w:r>
-      <w:r>
-        <w:t xml:space="preserve"> </w:t>
-      </w:r>
-      <w:r>
-        <w:t xml:space="preserve">should add an NFR (suggested id range NFR-31x, "API/edge resilience") for API-key token-bucket rate limiting + a connection/handshake-rate ceiling at the gateway edge,</w:t>
-      </w:r>
-      <w:r>
-        <w:t xml:space="preserve"> </w:t>
-      </w:r>
-      <w:r>
-        <w:rPr>
-          <w:rStyle w:val="VerbatimChar"/>
-        </w:rPr>
-        <w:t xml:space="preserve">Verify by: DDOS</w:t>
-      </w:r>
-      <w:r>
-        <w:t xml:space="preserve">, owning doc</w:t>
-      </w:r>
-      <w:r>
-        <w:t xml:space="preserve"> </w:t>
-      </w:r>
-      <w:r>
-        <w:rPr>
-          <w:rStyle w:val="VerbatimChar"/>
-        </w:rPr>
-        <w:t xml:space="preserve">v03-control-plane/svc-api.md</w:t>
-      </w:r>
-      <w:r>
-        <w:t xml:space="preserve"> </w:t>
-      </w:r>
-      <w:r>
-        <w:t xml:space="preserve">(control-plane surface) +</w:t>
-      </w:r>
-      <w:r>
-        <w:t xml:space="preserve"> </w:t>
-      </w:r>
-      <w:r>
-        <w:rPr>
-          <w:rStyle w:val="VerbatimChar"/>
-        </w:rPr>
-        <w:t xml:space="preserve">v02-data-plane/routing-and-addressing.md</w:t>
-      </w:r>
-      <w:r>
-        <w:t xml:space="preserve"> </w:t>
-      </w:r>
-      <w:r>
-        <w:t xml:space="preserve">or the edge doc (data-plane surface, handshake flood); and a dedicated FR for RBAC (role→action matrix,</w:t>
-      </w:r>
-      <w:r>
-        <w:t xml:space="preserve"> </w:t>
-      </w:r>
-      <w:r>
-        <w:rPr>
-          <w:rStyle w:val="VerbatimChar"/>
-        </w:rPr>
-        <w:t xml:space="preserve">Verify by: SEC + INT</w:t>
-      </w:r>
-      <w:r>
-        <w:t xml:space="preserve">) alongside FR-601/606. Once minted, this matrix gains</w:t>
-      </w:r>
-      <w:r>
-        <w:t xml:space="preserve"> </w:t>
-      </w:r>
-      <w:r>
-        <w:rPr>
-          <w:rStyle w:val="VerbatimChar"/>
-        </w:rPr>
-        <w:t xml:space="preserve">LEDG-NFR-31x</w:t>
-      </w:r>
-      <w:r>
-        <w:t xml:space="preserve"> </w:t>
-      </w:r>
-      <w:r>
-        <w:t xml:space="preserve">/</w:t>
-      </w:r>
-      <w:r>
-        <w:t xml:space="preserve"> </w:t>
-      </w:r>
-      <w:r>
-        <w:rPr>
-          <w:rStyle w:val="VerbatimChar"/>
-        </w:rPr>
-        <w:t xml:space="preserve">LEDG-FR-6xx</w:t>
-      </w:r>
-      <w:r>
-        <w:t xml:space="preserve"> </w:t>
-      </w:r>
-      <w:r>
-        <w:t xml:space="preserve">rows immediately (the mechanical 1:1 derivation already described in §0).</w:t>
-      </w:r>
-      <w:r>
-        <w:t xml:space="preserve"> </w:t>
-      </w:r>
-      <w:r>
-        <w:rPr>
-          <w:b/>
-          <w:bCs/>
-        </w:rPr>
-        <w:t xml:space="preserve">Owner (of the fix):</w:t>
-      </w:r>
-      <w:r>
-        <w:t xml:space="preserve"> </w:t>
-      </w:r>
-      <w:r>
-        <w:rPr>
-          <w:rStyle w:val="VerbatimChar"/>
-        </w:rPr>
-        <w:t xml:space="preserve">v01-product/nonfunctional-requirements.md</w:t>
-      </w:r>
-      <w:r>
-        <w:t xml:space="preserve"> </w:t>
-      </w:r>
-      <w:r>
-        <w:t xml:space="preserve">+</w:t>
-      </w:r>
-      <w:r>
-        <w:t xml:space="preserve"> </w:t>
-      </w:r>
-      <w:r>
-        <w:rPr>
-          <w:rStyle w:val="VerbatimChar"/>
-        </w:rPr>
-        <w:t xml:space="preserve">v01-product/functional-requirements.md</w:t>
-      </w:r>
-      <w:r>
-        <w:t xml:space="preserve"> </w:t>
-      </w:r>
-      <w:r>
-        <w:t xml:space="preserve">(not this document);</w:t>
-      </w:r>
-      <w:r>
-        <w:t xml:space="preserve"> </w:t>
-      </w:r>
-      <w:r>
-        <w:rPr>
-          <w:b/>
-          <w:bCs/>
-        </w:rPr>
-        <w:t xml:space="preserve">Owner (of this gap record):</w:t>
-      </w:r>
-      <w:r>
-        <w:t xml:space="preserve"> </w:t>
-      </w:r>
-      <w:r>
-        <w:t xml:space="preserve">this matrix, §6.</w:t>
+        <w:t xml:space="preserve">UNVERIFIED</w:t>
+      </w:r>
+      <w:r>
+        <w:t xml:space="preserve"> </w:t>
+      </w:r>
+      <w:r>
+        <w:t xml:space="preserve">until Phase-2 benchmarks run; this is honest per §11.4.6, not a missing requirement.</w:t>
       </w:r>
     </w:p>
     <w:p>
@@ -17559,8 +18359,8 @@
         </w:pict>
       </w:r>
     </w:p>
-    <w:bookmarkEnd w:id="33"/>
-    <w:bookmarkStart w:id="34" w:name="Xfaaeb4da064a1b305b5949011e15faa782d3e42"/>
+    <w:bookmarkEnd w:id="36"/>
+    <w:bookmarkStart w:id="37" w:name="Xfaaeb4da064a1b305b5949011e15faa782d3e42"/>
     <w:p>
       <w:pPr>
         <w:pStyle w:val="Heading2"/>
@@ -17599,7 +18399,13 @@
         <w:t xml:space="preserve"> </w:t>
       </w:r>
       <w:r>
-        <w:t xml:space="preserve">(HVPN-FR-001…1014, 14 capability bands A–L) and</w:t>
+        <w:t xml:space="preserve">(HVPN-FR-001…1014, 14 capability bands A–L, now</w:t>
+      </w:r>
+      <w:r>
+        <w:t xml:space="preserve"> </w:t>
+      </w:r>
+      <w:r>
+        <w:t xml:space="preserve">including FR-609/610) and</w:t>
       </w:r>
       <w:r>
         <w:t xml:space="preserve"> </w:t>
@@ -17614,13 +18420,13 @@
         <w:t xml:space="preserve"> </w:t>
       </w:r>
       <w:r>
-        <w:t xml:space="preserve">(HVPN-NFR-001…609, 7 families) is mapped to a</w:t>
-      </w:r>
-      <w:r>
-        <w:t xml:space="preserve"> </w:t>
-      </w:r>
-      <w:r>
-        <w:t xml:space="preserve">satisfying component</w:t>
+        <w:t xml:space="preserve">(HVPN-NFR-001…414 and HVPN-NFR-700…703, 8 families) is mapped to a satisfying</w:t>
+      </w:r>
+      <w:r>
+        <w:t xml:space="preserve"> </w:t>
+      </w:r>
+      <w:r>
+        <w:t xml:space="preserve">component</w:t>
       </w:r>
       <w:r>
         <w:t xml:space="preserve"> </w:t>
@@ -17667,13 +18473,13 @@
         <w:t xml:space="preserve"> </w:t>
       </w:r>
       <w:r>
-        <w:t xml:space="preserve">ledger row,</w:t>
-      </w:r>
-      <w:r>
-        <w:t xml:space="preserve"> </w:t>
-      </w:r>
-      <w:r>
-        <w:t xml:space="preserve">with the 6 GAPs of §6 surfaced.</w:t>
+        <w:t xml:space="preserve">ledger row, with the</w:t>
+      </w:r>
+      <w:r>
+        <w:t xml:space="preserve"> </w:t>
+      </w:r>
+      <w:r>
+        <w:t xml:space="preserve">§6 GAP register surfaced (GAP-1 and GAP-6 closed in source docs as of 2026-07-05).</w:t>
       </w:r>
     </w:p>
     <w:p>
@@ -17686,293 +18492,6 @@
           <w:bCs/>
         </w:rPr>
         <w:t xml:space="preserve">What it does NOT claim (§11.4.6 honest boundary).</w:t>
-      </w:r>
-    </w:p>
-    <w:p>
-      <w:pPr>
-        <w:pStyle w:val="Compact"/>
-        <w:numPr>
-          <w:ilvl w:val="0"/>
-          <w:numId w:val="1003"/>
-        </w:numPr>
-      </w:pPr>
-      <w:r>
-        <w:rPr>
-          <w:b/>
-          <w:bCs/>
-        </w:rPr>
-        <w:t xml:space="preserve">No captured PASS.</w:t>
-      </w:r>
-      <w:r>
-        <w:t xml:space="preserve"> </w:t>
-      </w:r>
-      <w:r>
-        <w:t xml:space="preserve">Spec phase → every evidence-state is</w:t>
-      </w:r>
-      <w:r>
-        <w:t xml:space="preserve"> </w:t>
-      </w:r>
-      <w:r>
-        <w:rPr>
-          <w:b/>
-          <w:bCs/>
-        </w:rPr>
-        <w:t xml:space="preserve">PENDING</w:t>
-      </w:r>
-      <w:r>
-        <w:t xml:space="preserve">; this is an</w:t>
-      </w:r>
-      <w:r>
-        <w:t xml:space="preserve"> </w:t>
-      </w:r>
-      <w:r>
-        <w:t xml:space="preserve">intent map, not a result. A requirement is "met" only when its named test produces</w:t>
-      </w:r>
-      <w:r>
-        <w:t xml:space="preserve"> </w:t>
-      </w:r>
-      <w:r>
-        <w:t xml:space="preserve">captured evidence (§11.4.5/.69/.107) and its ledger row reaches</w:t>
-      </w:r>
-      <w:r>
-        <w:t xml:space="preserve"> </w:t>
-      </w:r>
-      <w:r>
-        <w:rPr>
-          <w:rStyle w:val="VerbatimChar"/>
-        </w:rPr>
-        <w:t xml:space="preserve">AUTONOMOUS_VERIFIED</w:t>
-      </w:r>
-      <w:r>
-        <w:t xml:space="preserve">.</w:t>
-      </w:r>
-    </w:p>
-    <w:p>
-      <w:pPr>
-        <w:pStyle w:val="Compact"/>
-        <w:numPr>
-          <w:ilvl w:val="0"/>
-          <w:numId w:val="1003"/>
-        </w:numPr>
-      </w:pPr>
-      <w:r>
-        <w:rPr>
-          <w:b/>
-          <w:bCs/>
-        </w:rPr>
-        <w:t xml:space="preserve">Not provably exhaustive.</w:t>
-      </w:r>
-      <w:r>
-        <w:t xml:space="preserve"> </w:t>
-      </w:r>
-      <w:r>
-        <w:t xml:space="preserve">A capability a later Volume-2–6 doc introduces that</w:t>
-      </w:r>
-      <w:r>
-        <w:t xml:space="preserve"> </w:t>
-      </w:r>
-      <w:r>
-        <w:t xml:space="preserve">the overview did not enumerate becomes a</w:t>
-      </w:r>
-      <w:r>
-        <w:t xml:space="preserve"> </w:t>
-      </w:r>
-      <w:r>
-        <w:rPr>
-          <w:i/>
-          <w:iCs/>
-        </w:rPr>
-        <w:t xml:space="preserve">new</w:t>
-      </w:r>
-      <w:r>
-        <w:t xml:space="preserve"> </w:t>
-      </w:r>
-      <w:r>
-        <w:t xml:space="preserve">FR via the §11.4.93 workable-item</w:t>
-      </w:r>
-      <w:r>
-        <w:t xml:space="preserve"> </w:t>
-      </w:r>
-      <w:r>
-        <w:t xml:space="preserve">path — this matrix covers the</w:t>
-      </w:r>
-      <w:r>
-        <w:t xml:space="preserve"> </w:t>
-      </w:r>
-      <w:r>
-        <w:rPr>
-          <w:i/>
-          <w:iCs/>
-        </w:rPr>
-        <w:t xml:space="preserve">enumerated</w:t>
-      </w:r>
-      <w:r>
-        <w:t xml:space="preserve"> </w:t>
-      </w:r>
-      <w:r>
-        <w:t xml:space="preserve">set, which is necessary, not provably</w:t>
-      </w:r>
-      <w:r>
-        <w:t xml:space="preserve"> </w:t>
-      </w:r>
-      <w:r>
-        <w:t xml:space="preserve">complete (the §11.4.118 unknown-unknown boundary).</w:t>
-      </w:r>
-    </w:p>
-    <w:p>
-      <w:pPr>
-        <w:pStyle w:val="Compact"/>
-        <w:numPr>
-          <w:ilvl w:val="0"/>
-          <w:numId w:val="1003"/>
-        </w:numPr>
-      </w:pPr>
-      <w:r>
-        <w:rPr>
-          <w:rStyle w:val="VerbatimChar"/>
-          <w:b/>
-          <w:bCs/>
-        </w:rPr>
-        <w:t xml:space="preserve">UNVERIFIED</w:t>
-      </w:r>
-      <w:r>
-        <w:rPr>
-          <w:b/>
-          <w:bCs/>
-        </w:rPr>
-        <w:t xml:space="preserve"> </w:t>
-      </w:r>
-      <w:r>
-        <w:rPr>
-          <w:b/>
-          <w:bCs/>
-        </w:rPr>
-        <w:t xml:space="preserve">targets stay unproven.</w:t>
-      </w:r>
-      <w:r>
-        <w:t xml:space="preserve"> </w:t>
-      </w:r>
-      <w:r>
-        <w:t xml:space="preserve">Every quantitative target the FR/NFR docs</w:t>
-      </w:r>
-      <w:r>
-        <w:t xml:space="preserve"> </w:t>
-      </w:r>
-      <w:r>
-        <w:t xml:space="preserve">mark</w:t>
-      </w:r>
-      <w:r>
-        <w:t xml:space="preserve"> </w:t>
-      </w:r>
-      <w:r>
-        <w:rPr>
-          <w:rStyle w:val="VerbatimChar"/>
-        </w:rPr>
-        <w:t xml:space="preserve">UNVERIFIED</w:t>
-      </w:r>
-      <w:r>
-        <w:t xml:space="preserve"> </w:t>
-      </w:r>
-      <w:r>
-        <w:t xml:space="preserve">(≥80%/≥50% throughput, p99 &lt; 1s, iOS NE headroom, RTO/RPO,</w:t>
-      </w:r>
-      <w:r>
-        <w:t xml:space="preserve"> </w:t>
-      </w:r>
-      <w:r>
-        <w:t xml:space="preserve">ML-KEM sizes) is reproduced here as the</w:t>
-      </w:r>
-      <w:r>
-        <w:t xml:space="preserve"> </w:t>
-      </w:r>
-      <w:r>
-        <w:rPr>
-          <w:i/>
-          <w:iCs/>
-        </w:rPr>
-        <w:t xml:space="preserve">named gate's</w:t>
-      </w:r>
-      <w:r>
-        <w:t xml:space="preserve"> </w:t>
-      </w:r>
-      <w:r>
-        <w:t xml:space="preserve">to prove, never asserted met.</w:t>
-      </w:r>
-    </w:p>
-    <w:p>
-      <w:pPr>
-        <w:pStyle w:val="FirstParagraph"/>
-      </w:pPr>
-      <w:r>
-        <w:t xml:space="preserve">The reverse loop closes mechanically:</w:t>
-      </w:r>
-      <w:r>
-        <w:t xml:space="preserve"> </w:t>
-      </w:r>
-      <w:r>
-        <w:rPr>
-          <w:rStyle w:val="VerbatimChar"/>
-        </w:rPr>
-        <w:t xml:space="preserve">LEDG-FR-NNN</w:t>
-      </w:r>
-      <w:r>
-        <w:t xml:space="preserve"> </w:t>
-      </w:r>
-      <w:r>
-        <w:t xml:space="preserve">↔</w:t>
-      </w:r>
-      <w:r>
-        <w:t xml:space="preserve"> </w:t>
-      </w:r>
-      <w:r>
-        <w:rPr>
-          <w:rStyle w:val="VerbatimChar"/>
-        </w:rPr>
-        <w:t xml:space="preserve">HVPN-FR-NNN</w:t>
-      </w:r>
-      <w:r>
-        <w:t xml:space="preserve"> </w:t>
-      </w:r>
-      <w:r>
-        <w:t xml:space="preserve">↔ owning doc ↔</w:t>
-      </w:r>
-      <w:r>
-        <w:t xml:space="preserve"> </w:t>
-      </w:r>
-      <w:r>
-        <w:t xml:space="preserve">§11.4.169 type, so the Volume-8 coverage ledger (</w:t>
-      </w:r>
-      <w:r>
-        <w:rPr>
-          <w:rStyle w:val="VerbatimChar"/>
-        </w:rPr>
-        <w:t xml:space="preserve">coverage-ledger-schema.md</w:t>
-      </w:r>
-      <w:r>
-        <w:t xml:space="preserve">) and the</w:t>
-      </w:r>
-      <w:r>
-        <w:t xml:space="preserve"> </w:t>
-      </w:r>
-      <w:r>
-        <w:t xml:space="preserve">§11.4.93 workable-items DB can both be populated from this single matrix.</w:t>
-      </w:r>
-    </w:p>
-    <w:p>
-      <w:r>
-        <w:pict>
-          <v:rect style="width:0;height:1.5pt" o:hralign="center" o:hrstd="t" o:hr="t"/>
-        </w:pict>
-      </w:r>
-    </w:p>
-    <w:bookmarkEnd w:id="34"/>
-    <w:bookmarkStart w:id="38" w:name="sources-verified"/>
-    <w:p>
-      <w:pPr>
-        <w:pStyle w:val="Heading2"/>
-      </w:pPr>
-      <w:r>
-        <w:t xml:space="preserve">Sources verified</w:t>
       </w:r>
     </w:p>
     <w:p>
@@ -17981,6 +18500,293 @@
         <w:numPr>
           <w:ilvl w:val="0"/>
           <w:numId w:val="1004"/>
+        </w:numPr>
+      </w:pPr>
+      <w:r>
+        <w:rPr>
+          <w:b/>
+          <w:bCs/>
+        </w:rPr>
+        <w:t xml:space="preserve">No captured PASS.</w:t>
+      </w:r>
+      <w:r>
+        <w:t xml:space="preserve"> </w:t>
+      </w:r>
+      <w:r>
+        <w:t xml:space="preserve">Spec phase → every evidence-state is</w:t>
+      </w:r>
+      <w:r>
+        <w:t xml:space="preserve"> </w:t>
+      </w:r>
+      <w:r>
+        <w:rPr>
+          <w:b/>
+          <w:bCs/>
+        </w:rPr>
+        <w:t xml:space="preserve">PENDING</w:t>
+      </w:r>
+      <w:r>
+        <w:t xml:space="preserve">; this is an</w:t>
+      </w:r>
+      <w:r>
+        <w:t xml:space="preserve"> </w:t>
+      </w:r>
+      <w:r>
+        <w:t xml:space="preserve">intent map, not a result. A requirement is "met" only when its named test produces</w:t>
+      </w:r>
+      <w:r>
+        <w:t xml:space="preserve"> </w:t>
+      </w:r>
+      <w:r>
+        <w:t xml:space="preserve">captured evidence (§11.4.5/.69/.107) and its ledger row reaches</w:t>
+      </w:r>
+      <w:r>
+        <w:t xml:space="preserve"> </w:t>
+      </w:r>
+      <w:r>
+        <w:rPr>
+          <w:rStyle w:val="VerbatimChar"/>
+        </w:rPr>
+        <w:t xml:space="preserve">AUTONOMOUS_VERIFIED</w:t>
+      </w:r>
+      <w:r>
+        <w:t xml:space="preserve">.</w:t>
+      </w:r>
+    </w:p>
+    <w:p>
+      <w:pPr>
+        <w:pStyle w:val="Compact"/>
+        <w:numPr>
+          <w:ilvl w:val="0"/>
+          <w:numId w:val="1004"/>
+        </w:numPr>
+      </w:pPr>
+      <w:r>
+        <w:rPr>
+          <w:b/>
+          <w:bCs/>
+        </w:rPr>
+        <w:t xml:space="preserve">Not provably exhaustive.</w:t>
+      </w:r>
+      <w:r>
+        <w:t xml:space="preserve"> </w:t>
+      </w:r>
+      <w:r>
+        <w:t xml:space="preserve">A capability a later Volume-2–6 doc introduces that</w:t>
+      </w:r>
+      <w:r>
+        <w:t xml:space="preserve"> </w:t>
+      </w:r>
+      <w:r>
+        <w:t xml:space="preserve">the overview did not enumerate becomes a</w:t>
+      </w:r>
+      <w:r>
+        <w:t xml:space="preserve"> </w:t>
+      </w:r>
+      <w:r>
+        <w:rPr>
+          <w:i/>
+          <w:iCs/>
+        </w:rPr>
+        <w:t xml:space="preserve">new</w:t>
+      </w:r>
+      <w:r>
+        <w:t xml:space="preserve"> </w:t>
+      </w:r>
+      <w:r>
+        <w:t xml:space="preserve">FR via the §11.4.93 workable-item</w:t>
+      </w:r>
+      <w:r>
+        <w:t xml:space="preserve"> </w:t>
+      </w:r>
+      <w:r>
+        <w:t xml:space="preserve">path — this matrix covers the</w:t>
+      </w:r>
+      <w:r>
+        <w:t xml:space="preserve"> </w:t>
+      </w:r>
+      <w:r>
+        <w:rPr>
+          <w:i/>
+          <w:iCs/>
+        </w:rPr>
+        <w:t xml:space="preserve">enumerated</w:t>
+      </w:r>
+      <w:r>
+        <w:t xml:space="preserve"> </w:t>
+      </w:r>
+      <w:r>
+        <w:t xml:space="preserve">set, which is necessary, not provably</w:t>
+      </w:r>
+      <w:r>
+        <w:t xml:space="preserve"> </w:t>
+      </w:r>
+      <w:r>
+        <w:t xml:space="preserve">complete (the §11.4.118 unknown-unknown boundary).</w:t>
+      </w:r>
+    </w:p>
+    <w:p>
+      <w:pPr>
+        <w:pStyle w:val="Compact"/>
+        <w:numPr>
+          <w:ilvl w:val="0"/>
+          <w:numId w:val="1004"/>
+        </w:numPr>
+      </w:pPr>
+      <w:r>
+        <w:rPr>
+          <w:rStyle w:val="VerbatimChar"/>
+          <w:b/>
+          <w:bCs/>
+        </w:rPr>
+        <w:t xml:space="preserve">UNVERIFIED</w:t>
+      </w:r>
+      <w:r>
+        <w:rPr>
+          <w:b/>
+          <w:bCs/>
+        </w:rPr>
+        <w:t xml:space="preserve"> </w:t>
+      </w:r>
+      <w:r>
+        <w:rPr>
+          <w:b/>
+          <w:bCs/>
+        </w:rPr>
+        <w:t xml:space="preserve">targets stay unproven.</w:t>
+      </w:r>
+      <w:r>
+        <w:t xml:space="preserve"> </w:t>
+      </w:r>
+      <w:r>
+        <w:t xml:space="preserve">Every quantitative target the FR/NFR docs</w:t>
+      </w:r>
+      <w:r>
+        <w:t xml:space="preserve"> </w:t>
+      </w:r>
+      <w:r>
+        <w:t xml:space="preserve">mark</w:t>
+      </w:r>
+      <w:r>
+        <w:t xml:space="preserve"> </w:t>
+      </w:r>
+      <w:r>
+        <w:rPr>
+          <w:rStyle w:val="VerbatimChar"/>
+        </w:rPr>
+        <w:t xml:space="preserve">UNVERIFIED</w:t>
+      </w:r>
+      <w:r>
+        <w:t xml:space="preserve"> </w:t>
+      </w:r>
+      <w:r>
+        <w:t xml:space="preserve">(≥80%/≥50% throughput, p99 &lt; 1s, iOS NE headroom, RTO/RPO,</w:t>
+      </w:r>
+      <w:r>
+        <w:t xml:space="preserve"> </w:t>
+      </w:r>
+      <w:r>
+        <w:t xml:space="preserve">ML-KEM sizes) is reproduced here as the</w:t>
+      </w:r>
+      <w:r>
+        <w:t xml:space="preserve"> </w:t>
+      </w:r>
+      <w:r>
+        <w:rPr>
+          <w:i/>
+          <w:iCs/>
+        </w:rPr>
+        <w:t xml:space="preserve">named gate's</w:t>
+      </w:r>
+      <w:r>
+        <w:t xml:space="preserve"> </w:t>
+      </w:r>
+      <w:r>
+        <w:t xml:space="preserve">to prove, never asserted met.</w:t>
+      </w:r>
+    </w:p>
+    <w:p>
+      <w:pPr>
+        <w:pStyle w:val="FirstParagraph"/>
+      </w:pPr>
+      <w:r>
+        <w:t xml:space="preserve">The reverse loop closes mechanically:</w:t>
+      </w:r>
+      <w:r>
+        <w:t xml:space="preserve"> </w:t>
+      </w:r>
+      <w:r>
+        <w:rPr>
+          <w:rStyle w:val="VerbatimChar"/>
+        </w:rPr>
+        <w:t xml:space="preserve">LEDG-FR-NNN</w:t>
+      </w:r>
+      <w:r>
+        <w:t xml:space="preserve"> </w:t>
+      </w:r>
+      <w:r>
+        <w:t xml:space="preserve">↔</w:t>
+      </w:r>
+      <w:r>
+        <w:t xml:space="preserve"> </w:t>
+      </w:r>
+      <w:r>
+        <w:rPr>
+          <w:rStyle w:val="VerbatimChar"/>
+        </w:rPr>
+        <w:t xml:space="preserve">HVPN-FR-NNN</w:t>
+      </w:r>
+      <w:r>
+        <w:t xml:space="preserve"> </w:t>
+      </w:r>
+      <w:r>
+        <w:t xml:space="preserve">↔ owning doc ↔</w:t>
+      </w:r>
+      <w:r>
+        <w:t xml:space="preserve"> </w:t>
+      </w:r>
+      <w:r>
+        <w:t xml:space="preserve">§11.4.169 type, so the Volume-8 coverage ledger (</w:t>
+      </w:r>
+      <w:r>
+        <w:rPr>
+          <w:rStyle w:val="VerbatimChar"/>
+        </w:rPr>
+        <w:t xml:space="preserve">coverage-ledger-schema.md</w:t>
+      </w:r>
+      <w:r>
+        <w:t xml:space="preserve">) and the</w:t>
+      </w:r>
+      <w:r>
+        <w:t xml:space="preserve"> </w:t>
+      </w:r>
+      <w:r>
+        <w:t xml:space="preserve">§11.4.93 workable-items DB can both be populated from this single matrix.</w:t>
+      </w:r>
+    </w:p>
+    <w:p>
+      <w:r>
+        <w:pict>
+          <v:rect style="width:0;height:1.5pt" o:hralign="center" o:hrstd="t" o:hr="t"/>
+        </w:pict>
+      </w:r>
+    </w:p>
+    <w:bookmarkEnd w:id="37"/>
+    <w:bookmarkStart w:id="41" w:name="sources-verified"/>
+    <w:p>
+      <w:pPr>
+        <w:pStyle w:val="Heading2"/>
+      </w:pPr>
+      <w:r>
+        <w:t xml:space="preserve">Sources verified</w:t>
+      </w:r>
+    </w:p>
+    <w:p>
+      <w:pPr>
+        <w:pStyle w:val="Compact"/>
+        <w:numPr>
+          <w:ilvl w:val="0"/>
+          <w:numId w:val="1005"/>
         </w:numPr>
       </w:pPr>
       <w:hyperlink r:id="rId10">
@@ -17995,22 +18801,7 @@
         <w:t xml:space="preserve"> </w:t>
       </w:r>
       <w:r>
-        <w:t xml:space="preserve">— the FR ids, statements, acceptance criteria, owning-doc column, priority, §M DoD map, §N parity-matrix map, and the FR-705</w:t>
-      </w:r>
-      <w:r>
-        <w:t xml:space="preserve"> </w:t>
-      </w:r>
-      <w:r>
-        <w:rPr>
-          <w:rStyle w:val="VerbatimChar"/>
-        </w:rPr>
-        <w:t xml:space="preserve">UNVERIFIED</w:t>
-      </w:r>
-      <w:r>
-        <w:t xml:space="preserve"> </w:t>
-      </w:r>
-      <w:r>
-        <w:t xml:space="preserve">flag (GAP-1).</w:t>
+        <w:t xml:space="preserve">— the FR ids, statements, acceptance criteria, owning-doc column, priority, §M DoD map, §N parity-matrix map, and the FR-705 pinned local-ACL × central-policy precedence contract (GAP-1 CLOSED).</w:t>
       </w:r>
     </w:p>
     <w:p>
@@ -18018,7 +18809,7 @@
         <w:pStyle w:val="Compact"/>
         <w:numPr>
           <w:ilvl w:val="0"/>
-          <w:numId w:val="1004"/>
+          <w:numId w:val="1005"/>
         </w:numPr>
       </w:pPr>
       <w:hyperlink r:id="rId11">
@@ -18081,7 +18872,7 @@
         <w:pStyle w:val="Compact"/>
         <w:numPr>
           <w:ilvl w:val="0"/>
-          <w:numId w:val="1004"/>
+          <w:numId w:val="1005"/>
         </w:numPr>
       </w:pPr>
       <w:hyperlink r:id="rId12">
@@ -18104,7 +18895,7 @@
         <w:pStyle w:val="Compact"/>
         <w:numPr>
           <w:ilvl w:val="0"/>
-          <w:numId w:val="1004"/>
+          <w:numId w:val="1005"/>
         </w:numPr>
       </w:pPr>
       <w:hyperlink r:id="rId9">
@@ -18139,10 +18930,10 @@
         <w:pStyle w:val="Compact"/>
         <w:numPr>
           <w:ilvl w:val="0"/>
-          <w:numId w:val="1004"/>
+          <w:numId w:val="1005"/>
         </w:numPr>
       </w:pPr>
-      <w:hyperlink r:id="rId35">
+      <w:hyperlink r:id="rId38">
         <w:r>
           <w:rPr>
             <w:rStyle w:val="VerbatimChar"/>
@@ -18204,10 +18995,10 @@
         <w:pStyle w:val="Compact"/>
         <w:numPr>
           <w:ilvl w:val="0"/>
-          <w:numId w:val="1004"/>
+          <w:numId w:val="1005"/>
         </w:numPr>
       </w:pPr>
-      <w:hyperlink r:id="rId36">
+      <w:hyperlink r:id="rId39">
         <w:r>
           <w:rPr>
             <w:rStyle w:val="VerbatimChar"/>
@@ -18227,7 +19018,7 @@
         <w:pStyle w:val="Compact"/>
         <w:numPr>
           <w:ilvl w:val="0"/>
-          <w:numId w:val="1004"/>
+          <w:numId w:val="1005"/>
         </w:numPr>
       </w:pPr>
       <w:r>
@@ -18248,10 +19039,10 @@
         <w:pStyle w:val="Compact"/>
         <w:numPr>
           <w:ilvl w:val="0"/>
-          <w:numId w:val="1004"/>
+          <w:numId w:val="1005"/>
         </w:numPr>
       </w:pPr>
-      <w:hyperlink r:id="rId37">
+      <w:hyperlink r:id="rId40">
         <w:r>
           <w:rPr>
             <w:rStyle w:val="VerbatimChar"/>
@@ -18371,8 +19162,8 @@
         <w:t xml:space="preserve">targets owned by named gates; GAPs surfaced not hidden), §11.4.108 (evidence-state is the runtime-signature dimension — PENDING until captured on a clean deployment), §11.4.118 (enumerated-coverage claim + its boundary in §7), §11.4.169 (every requirement → a mandatory test type), §11.4.93 (each requirement + GAP → a workable item), §11.4.25 (coverage-ledger discipline), §11.4.65/.153 (HTML+PDF[+DOCX] exports follow in refinement).</w:t>
       </w:r>
     </w:p>
-    <w:bookmarkEnd w:id="38"/>
-    <w:bookmarkEnd w:id="39"/>
+    <w:bookmarkEnd w:id="41"/>
+    <w:bookmarkEnd w:id="42"/>
     <w:sectPr>
       <w:footnotePr>
         <w:numRestart w:val="eachSect"/>
@@ -18681,6 +19472,9 @@
     <w:abstractNumId w:val="991"/>
   </w:num>
   <w:num w:numId="1003">
+    <w:abstractNumId w:val="991"/>
+  </w:num>
+  <w:num w:numId="1004">
     <w:abstractNumId w:val="99411"/>
     <w:lvlOverride w:ilvl="0">
       <w:startOverride w:val="1"/>
@@ -18710,7 +19504,7 @@
       <w:startOverride w:val="1"/>
     </w:lvlOverride>
   </w:num>
-  <w:num w:numId="1004">
+  <w:num w:numId="1005">
     <w:abstractNumId w:val="991"/>
   </w:num>
 </w:numbering>

--- a/docs/research/mvp/final/v00-meta/requirements-traceability.docx
+++ b/docs/research/mvp/final/v00-meta/requirements-traceability.docx
@@ -10,7 +10,7 @@
         <w:t xml:space="preserve">HelixVPN — Requirements Traceability Matrix (requirement → component → test)</w:t>
       </w:r>
     </w:p>
-    <w:bookmarkStart w:id="42" w:name="X175e62dde14873279faa4bfa12f4052e488b80d"/>
+    <w:bookmarkStart w:id="43" w:name="X175e62dde14873279faa4bfa12f4052e488b80d"/>
     <w:p>
       <w:pPr>
         <w:pStyle w:val="Heading1"/>
@@ -34,7 +34,7 @@
         <w:t xml:space="preserve"> </w:t>
       </w:r>
       <w:r>
-        <w:t xml:space="preserve">5</w:t>
+        <w:t xml:space="preserve">8</w:t>
       </w:r>
       <w:r>
         <w:t xml:space="preserve"> </w:t>
@@ -50,7 +50,7 @@
         <w:t xml:space="preserve"> </w:t>
       </w:r>
       <w:r>
-        <w:t xml:space="preserve">2026-07-05T14:20:00Z</w:t>
+        <w:t xml:space="preserve">2026-07-06T10:44:05Z</w:t>
       </w:r>
       <w:r>
         <w:t xml:space="preserve"> </w:t>
@@ -71,6 +71,245 @@
       <w:r>
         <w:t xml:space="preserve"> </w:t>
       </w:r>
+      <w:r>
+        <w:rPr>
+          <w:b/>
+          <w:bCs/>
+        </w:rPr>
+        <w:t xml:space="preserve">Rev 8 (GAP-4 closure, 2026-07-06):</w:t>
+      </w:r>
+      <w:r>
+        <w:t xml:space="preserve"> </w:t>
+      </w:r>
+      <w:r>
+        <w:t xml:space="preserve">Created</w:t>
+      </w:r>
+      <w:r>
+        <w:t xml:space="preserve"> </w:t>
+      </w:r>
+      <w:r>
+        <w:rPr>
+          <w:rStyle w:val="VerbatimChar"/>
+        </w:rPr>
+        <w:t xml:space="preserve">v04-client/connector.md</w:t>
+      </w:r>
+      <w:r>
+        <w:t xml:space="preserve"> </w:t>
+      </w:r>
+      <w:r>
+        <w:t xml:space="preserve">as the single</w:t>
+      </w:r>
+      <w:r>
+        <w:t xml:space="preserve"> </w:t>
+      </w:r>
+      <w:r>
+        <w:t xml:space="preserve">consolidating nano-detail owner for the Connector requirement band (FR-701..707) and</w:t>
+      </w:r>
+      <w:r>
+        <w:t xml:space="preserve"> </w:t>
+      </w:r>
+      <w:r>
+        <w:t xml:space="preserve">updated the FR-7xx owning-doc column to point to it. Also repointed NFR-603 to</w:t>
+      </w:r>
+      <w:r>
+        <w:t xml:space="preserve"> </w:t>
+      </w:r>
+      <w:r>
+        <w:rPr>
+          <w:rStyle w:val="VerbatimChar"/>
+        </w:rPr>
+        <w:t xml:space="preserve">connector.md</w:t>
+      </w:r>
+      <w:r>
+        <w:t xml:space="preserve"> </w:t>
+      </w:r>
+      <w:r>
+        <w:t xml:space="preserve">as its primary owning doc. Updated §6 GAP-4 to</w:t>
+      </w:r>
+      <w:r>
+        <w:t xml:space="preserve"> </w:t>
+      </w:r>
+      <w:r>
+        <w:rPr>
+          <w:b/>
+          <w:bCs/>
+        </w:rPr>
+        <w:t xml:space="preserve">CLOSED</w:t>
+      </w:r>
+      <w:r>
+        <w:t xml:space="preserve">.</w:t>
+      </w:r>
+    </w:p>
+    <w:p>
+      <w:pPr>
+        <w:pStyle w:val="BodyText"/>
+      </w:pPr>
+      <w:r>
+        <w:rPr>
+          <w:b/>
+          <w:bCs/>
+        </w:rPr>
+        <w:t xml:space="preserve">Rev 7 (GAP-3 doc-level closure + DDoS targets, 2026-07-06):</w:t>
+      </w:r>
+      <w:r>
+        <w:t xml:space="preserve"> </w:t>
+      </w:r>
+      <w:r>
+        <w:t xml:space="preserve">Closed GAP-3 at the</w:t>
+      </w:r>
+      <w:r>
+        <w:t xml:space="preserve"> </w:t>
+      </w:r>
+      <w:r>
+        <w:t xml:space="preserve">documentation level (</w:t>
+      </w:r>
+      <w:r>
+        <w:rPr>
+          <w:rStyle w:val="VerbatimChar"/>
+        </w:rPr>
+        <w:t xml:space="preserve">v06-deploy/disaster-recovery.md</w:t>
+      </w:r>
+      <w:r>
+        <w:t xml:space="preserve"> </w:t>
+      </w:r>
+      <w:r>
+        <w:t xml:space="preserve">consolidates source-coverage ledger gap</w:t>
+      </w:r>
+      <w:r>
+        <w:t xml:space="preserve"> </w:t>
+      </w:r>
+      <w:r>
+        <w:t xml:space="preserve">G1 and pins RTO/RPO targets/runbooks; the RTO/RPO numbers remain measurement-pending until the</w:t>
+      </w:r>
+      <w:r>
+        <w:t xml:space="preserve"> </w:t>
+      </w:r>
+      <w:r>
+        <w:t xml:space="preserve">first Phase-2 CHAOS region-failover drill). Pinned quantitative DDoS design targets for</w:t>
+      </w:r>
+      <w:r>
+        <w:t xml:space="preserve"> </w:t>
+      </w:r>
+      <w:r>
+        <w:t xml:space="preserve">NFR-413/NFR-414 in</w:t>
+      </w:r>
+      <w:r>
+        <w:t xml:space="preserve"> </w:t>
+      </w:r>
+      <w:r>
+        <w:rPr>
+          <w:rStyle w:val="VerbatimChar"/>
+        </w:rPr>
+        <w:t xml:space="preserve">v08-testing/ddos.md</w:t>
+      </w:r>
+      <w:r>
+        <w:t xml:space="preserve"> </w:t>
+      </w:r>
+      <w:r>
+        <w:t xml:space="preserve">§10 and updated the coverage-ledger GAP-6 closure</w:t>
+      </w:r>
+      <w:r>
+        <w:t xml:space="preserve"> </w:t>
+      </w:r>
+      <w:r>
+        <w:t xml:space="preserve">statement to reference them.</w:t>
+      </w:r>
+    </w:p>
+    <w:p>
+      <w:pPr>
+        <w:pStyle w:val="BodyText"/>
+      </w:pPr>
+      <w:r>
+        <w:rPr>
+          <w:b/>
+          <w:bCs/>
+        </w:rPr>
+        <w:t xml:space="preserve">Rev 6 (GAP-5 doc-level closure):</w:t>
+      </w:r>
+      <w:r>
+        <w:t xml:space="preserve"> </w:t>
+      </w:r>
+      <w:r>
+        <w:t xml:space="preserve">Updated §6 GAP-5 to</w:t>
+      </w:r>
+      <w:r>
+        <w:t xml:space="preserve"> </w:t>
+      </w:r>
+      <w:r>
+        <w:rPr>
+          <w:b/>
+          <w:bCs/>
+        </w:rPr>
+        <w:t xml:space="preserve">CLOSED at doc level</w:t>
+      </w:r>
+      <w:r>
+        <w:t xml:space="preserve"> </w:t>
+      </w:r>
+      <w:r>
+        <w:t xml:space="preserve">— all 15</w:t>
+      </w:r>
+      <w:r>
+        <w:t xml:space="preserve"> </w:t>
+      </w:r>
+      <w:r>
+        <w:rPr>
+          <w:rStyle w:val="VerbatimChar"/>
+        </w:rPr>
+        <w:t xml:space="preserve">v08-testing/</w:t>
+      </w:r>
+      <w:r>
+        <w:t xml:space="preserve"> </w:t>
+      </w:r>
+      <w:r>
+        <w:t xml:space="preserve">nano-detail docs are authored and on disk, the</w:t>
+      </w:r>
+      <w:r>
+        <w:t xml:space="preserve"> </w:t>
+      </w:r>
+      <w:r>
+        <w:rPr>
+          <w:rStyle w:val="VerbatimChar"/>
+        </w:rPr>
+        <w:t xml:space="preserve">coverage-ledger-schema.md</w:t>
+      </w:r>
+      <w:r>
+        <w:t xml:space="preserve"> </w:t>
+      </w:r>
+      <w:r>
+        <w:t xml:space="preserve">is</w:t>
+      </w:r>
+      <w:r>
+        <w:t xml:space="preserve"> </w:t>
+      </w:r>
+      <w:r>
+        <w:t xml:space="preserve">authored, and every FR/NFR maps to a planned §11.4.169 test type. The residual "evidence state</w:t>
+      </w:r>
+      <w:r>
+        <w:t xml:space="preserve"> </w:t>
+      </w:r>
+      <w:r>
+        <w:t xml:space="preserve">PENDING" is the honest spec-phase state (no code built yet), not a documentation gap. Added the</w:t>
+      </w:r>
+      <w:r>
+        <w:t xml:space="preserve"> </w:t>
+      </w:r>
+      <w:r>
+        <w:rPr>
+          <w:rStyle w:val="VerbatimChar"/>
+        </w:rPr>
+        <w:t xml:space="preserve">v08-testing/</w:t>
+      </w:r>
+      <w:r>
+        <w:t xml:space="preserve"> </w:t>
+      </w:r>
+      <w:r>
+        <w:t xml:space="preserve">source-doc list to §8.</w:t>
+      </w:r>
+    </w:p>
+    <w:p>
+      <w:pPr>
+        <w:pStyle w:val="BodyText"/>
+      </w:pPr>
       <w:r>
         <w:rPr>
           <w:b/>
@@ -1328,7 +1567,7 @@
               <a:graphicData uri="http://schemas.openxmlformats.org/drawingml/2006/picture">
                 <pic:pic>
                   <pic:nvPicPr>
-                    <pic:cNvPr descr="/tmp/.private/milosvasic/tmp.Ies44lRquh/img/diagram_001_fddc568021ad.png" id="16" name="Picture"/>
+                    <pic:cNvPr descr="/tmp/.private/milosvasic/tmp.CqhCDcNDAk/img/diagram_001_fddc568021ad.png" id="16" name="Picture"/>
                     <pic:cNvPicPr>
                       <a:picLocks noChangeArrowheads="1" noChangeAspect="1"/>
                     </pic:cNvPicPr>
@@ -2401,7 +2640,7 @@
       </w:r>
     </w:p>
     <w:bookmarkEnd w:id="18"/>
-    <w:bookmarkStart w:id="31" w:name="Xb5f213d1d20080a7b058845a3c56ae520181dfb"/>
+    <w:bookmarkStart w:id="32" w:name="Xb5f213d1d20080a7b058845a3c56ae520181dfb"/>
     <w:p>
       <w:pPr>
         <w:pStyle w:val="Heading2"/>
@@ -7659,7 +7898,7 @@
       </w:tr>
     </w:tbl>
     <w:bookmarkEnd w:id="25"/>
-    <w:bookmarkStart w:id="26" w:name="h-connector-fr-7xx"/>
+    <w:bookmarkStart w:id="27" w:name="h-connector-fr-7xx"/>
     <w:p>
       <w:pPr>
         <w:pStyle w:val="Heading3"/>
@@ -7759,8 +7998,19 @@
             <w:pPr>
               <w:pStyle w:val="Compact"/>
             </w:pPr>
-            <w:r>
-              <w:t xml:space="preserve">outbound-only, no inbound — connector spec,</w:t>
+            <w:hyperlink r:id="rId26">
+              <w:r>
+                <w:rPr>
+                  <w:rStyle w:val="VerbatimChar"/>
+                </w:rPr>
+                <w:t xml:space="preserve">v04-client/connector.md</w:t>
+              </w:r>
+            </w:hyperlink>
+            <w:r>
+              <w:t xml:space="preserve"> </w:t>
+            </w:r>
+            <w:r>
+              <w:t xml:space="preserve">(secondary:</w:t>
             </w:r>
             <w:r>
               <w:t xml:space="preserve"> </w:t>
@@ -7771,6 +8021,12 @@
               </w:rPr>
               <w:t xml:space="preserve">helix-core-rust.md</w:t>
             </w:r>
+            <w:r>
+              <w:t xml:space="preserve"> </w:t>
+            </w:r>
+            <w:r>
+              <w:t xml:space="preserve">§9.1)</w:t>
+            </w:r>
           </w:p>
         </w:tc>
         <w:tc>
@@ -7825,8 +8081,49 @@
             <w:pPr>
               <w:pStyle w:val="Compact"/>
             </w:pPr>
-            <w:r>
-              <w:t xml:space="preserve">headless daemon + optional UI — connector spec</w:t>
+            <w:hyperlink r:id="rId26">
+              <w:r>
+                <w:rPr>
+                  <w:rStyle w:val="VerbatimChar"/>
+                </w:rPr>
+                <w:t xml:space="preserve">v04-client/connector.md</w:t>
+              </w:r>
+            </w:hyperlink>
+            <w:r>
+              <w:t xml:space="preserve"> </w:t>
+            </w:r>
+            <w:r>
+              <w:t xml:space="preserve">(secondary:</w:t>
+            </w:r>
+            <w:r>
+              <w:t xml:space="preserve"> </w:t>
+            </w:r>
+            <w:r>
+              <w:rPr>
+                <w:rStyle w:val="VerbatimChar"/>
+              </w:rPr>
+              <w:t xml:space="preserve">helix-core-rust.md</w:t>
+            </w:r>
+            <w:r>
+              <w:t xml:space="preserve"> </w:t>
+            </w:r>
+            <w:r>
+              <w:t xml:space="preserve">§9.2,</w:t>
+            </w:r>
+            <w:r>
+              <w:t xml:space="preserve"> </w:t>
+            </w:r>
+            <w:r>
+              <w:rPr>
+                <w:rStyle w:val="VerbatimChar"/>
+              </w:rPr>
+              <w:t xml:space="preserve">shim-linux.md</w:t>
+            </w:r>
+            <w:r>
+              <w:t xml:space="preserve"> </w:t>
+            </w:r>
+            <w:r>
+              <w:t xml:space="preserve">§9)</w:t>
             </w:r>
           </w:p>
         </w:tc>
@@ -7882,23 +8179,19 @@
             <w:pPr>
               <w:pStyle w:val="Compact"/>
             </w:pPr>
-            <w:r>
-              <w:t xml:space="preserve">shared</w:t>
-            </w:r>
-            <w:r>
-              <w:t xml:space="preserve"> </w:t>
-            </w:r>
-            <w:r>
-              <w:rPr>
-                <w:rStyle w:val="VerbatimChar"/>
-              </w:rPr>
-              <w:t xml:space="preserve">helix-core</w:t>
-            </w:r>
-            <w:r>
-              <w:t xml:space="preserve"> </w:t>
-            </w:r>
-            <w:r>
-              <w:t xml:space="preserve">advertise/route —</w:t>
+            <w:hyperlink r:id="rId26">
+              <w:r>
+                <w:rPr>
+                  <w:rStyle w:val="VerbatimChar"/>
+                </w:rPr>
+                <w:t xml:space="preserve">v04-client/connector.md</w:t>
+              </w:r>
+            </w:hyperlink>
+            <w:r>
+              <w:t xml:space="preserve"> </w:t>
+            </w:r>
+            <w:r>
+              <w:t xml:space="preserve">(secondary:</w:t>
             </w:r>
             <w:r>
               <w:t xml:space="preserve"> </w:t>
@@ -7909,6 +8202,12 @@
               </w:rPr>
               <w:t xml:space="preserve">helix-core-rust.md</w:t>
             </w:r>
+            <w:r>
+              <w:t xml:space="preserve"> </w:t>
+            </w:r>
+            <w:r>
+              <w:t xml:space="preserve">§9.1)</w:t>
+            </w:r>
           </w:p>
         </w:tc>
         <w:tc>
@@ -7963,8 +8262,19 @@
             <w:pPr>
               <w:pStyle w:val="Compact"/>
             </w:pPr>
-            <w:r>
-              <w:t xml:space="preserve">advertise CIDRs + route —</w:t>
+            <w:hyperlink r:id="rId26">
+              <w:r>
+                <w:rPr>
+                  <w:rStyle w:val="VerbatimChar"/>
+                </w:rPr>
+                <w:t xml:space="preserve">v04-client/connector.md</w:t>
+              </w:r>
+            </w:hyperlink>
+            <w:r>
+              <w:t xml:space="preserve"> </w:t>
+            </w:r>
+            <w:r>
+              <w:t xml:space="preserve">(secondary:</w:t>
             </w:r>
             <w:r>
               <w:t xml:space="preserve"> </w:t>
@@ -7976,7 +8286,7 @@
               <w:t xml:space="preserve">svc-registry.md</w:t>
             </w:r>
             <w:r>
-              <w:t xml:space="preserve">, edge</w:t>
+              <w:t xml:space="preserve">, edge)</w:t>
             </w:r>
           </w:p>
         </w:tc>
@@ -8032,8 +8342,19 @@
             <w:pPr>
               <w:pStyle w:val="Compact"/>
             </w:pPr>
-            <w:r>
-              <w:t xml:space="preserve">local ACLs × central policy precedence —</w:t>
+            <w:hyperlink r:id="rId26">
+              <w:r>
+                <w:rPr>
+                  <w:rStyle w:val="VerbatimChar"/>
+                </w:rPr>
+                <w:t xml:space="preserve">v04-client/connector.md</w:t>
+              </w:r>
+            </w:hyperlink>
+            <w:r>
+              <w:t xml:space="preserve"> </w:t>
+            </w:r>
+            <w:r>
+              <w:t xml:space="preserve">(secondary:</w:t>
             </w:r>
             <w:r>
               <w:t xml:space="preserve"> </w:t>
@@ -8063,7 +8384,7 @@
               <w:t xml:space="preserve"> </w:t>
             </w:r>
             <w:r>
-              <w:t xml:space="preserve">§9.3</w:t>
+              <w:t xml:space="preserve">§9.3)</w:t>
             </w:r>
           </w:p>
         </w:tc>
@@ -8119,8 +8440,34 @@
             <w:pPr>
               <w:pStyle w:val="Compact"/>
             </w:pPr>
-            <w:r>
-              <w:t xml:space="preserve">Android/embedded connector — connector spec,</w:t>
+            <w:hyperlink r:id="rId26">
+              <w:r>
+                <w:rPr>
+                  <w:rStyle w:val="VerbatimChar"/>
+                </w:rPr>
+                <w:t xml:space="preserve">v04-client/connector.md</w:t>
+              </w:r>
+            </w:hyperlink>
+            <w:r>
+              <w:t xml:space="preserve"> </w:t>
+            </w:r>
+            <w:r>
+              <w:t xml:space="preserve">(secondary:</w:t>
+            </w:r>
+            <w:r>
+              <w:t xml:space="preserve"> </w:t>
+            </w:r>
+            <w:r>
+              <w:rPr>
+                <w:rStyle w:val="VerbatimChar"/>
+              </w:rPr>
+              <w:t xml:space="preserve">helix-core-rust.md</w:t>
+            </w:r>
+            <w:r>
+              <w:t xml:space="preserve"> </w:t>
+            </w:r>
+            <w:r>
+              <w:t xml:space="preserve">§9.2,</w:t>
             </w:r>
             <w:r>
               <w:t xml:space="preserve"> </w:t>
@@ -8131,6 +8478,9 @@
               </w:rPr>
               <w:t xml:space="preserve">shim-android.md</w:t>
             </w:r>
+            <w:r>
+              <w:t xml:space="preserve">)</w:t>
+            </w:r>
           </w:p>
         </w:tc>
         <w:tc>
@@ -8185,17 +8535,28 @@
             <w:pPr>
               <w:pStyle w:val="Compact"/>
             </w:pPr>
-            <w:r>
-              <w:t xml:space="preserve">availability-following on drop (§11.4.144) —</w:t>
-            </w:r>
-            <w:r>
-              <w:t xml:space="preserve"> </w:t>
-            </w:r>
-            <w:r>
-              <w:rPr>
-                <w:rStyle w:val="VerbatimChar"/>
-              </w:rPr>
-              <w:t xml:space="preserve">orchestrator-and-state.md</w:t>
+            <w:hyperlink r:id="rId26">
+              <w:r>
+                <w:rPr>
+                  <w:rStyle w:val="VerbatimChar"/>
+                </w:rPr>
+                <w:t xml:space="preserve">v04-client/connector.md</w:t>
+              </w:r>
+            </w:hyperlink>
+            <w:r>
+              <w:t xml:space="preserve"> </w:t>
+            </w:r>
+            <w:r>
+              <w:t xml:space="preserve">traces availability-following to</w:t>
+            </w:r>
+            <w:r>
+              <w:t xml:space="preserve"> </w:t>
+            </w:r>
+            <w:r>
+              <w:rPr>
+                <w:rStyle w:val="VerbatimChar"/>
+              </w:rPr>
+              <w:t xml:space="preserve">v02-data-plane/orchestrator-and-state.md</w:t>
             </w:r>
           </w:p>
         </w:tc>
@@ -8234,8 +8595,8 @@
         </w:tc>
       </w:tr>
     </w:tbl>
-    <w:bookmarkEnd w:id="26"/>
-    <w:bookmarkStart w:id="27" w:name="i-observability--telemetry-fr-8xx"/>
+    <w:bookmarkEnd w:id="27"/>
+    <w:bookmarkStart w:id="28" w:name="i-observability--telemetry-fr-8xx"/>
     <w:p>
       <w:pPr>
         <w:pStyle w:val="Heading3"/>
@@ -8699,8 +9060,8 @@
         </w:tc>
       </w:tr>
     </w:tbl>
-    <w:bookmarkEnd w:id="27"/>
-    <w:bookmarkStart w:id="28" w:name="j-deployment--self-host-fr-9xx"/>
+    <w:bookmarkEnd w:id="28"/>
+    <w:bookmarkStart w:id="29" w:name="j-deployment--self-host-fr-9xx"/>
     <w:p>
       <w:pPr>
         <w:pStyle w:val="Heading3"/>
@@ -9383,8 +9744,8 @@
         </w:tc>
       </w:tr>
     </w:tbl>
-    <w:bookmarkEnd w:id="28"/>
-    <w:bookmarkStart w:id="29" w:name="k-clients--platform-apps-fr-10xx"/>
+    <w:bookmarkEnd w:id="29"/>
+    <w:bookmarkStart w:id="30" w:name="k-clients--platform-apps-fr-10xx"/>
     <w:p>
       <w:pPr>
         <w:pStyle w:val="Heading3"/>
@@ -10433,8 +10794,8 @@
         </w:tc>
       </w:tr>
     </w:tbl>
-    <w:bookmarkEnd w:id="29"/>
-    <w:bookmarkStart w:id="30" w:name="l-post-quantum--advanced-privacy-fr-11xx"/>
+    <w:bookmarkEnd w:id="30"/>
+    <w:bookmarkStart w:id="31" w:name="l-post-quantum--advanced-privacy-fr-11xx"/>
     <w:p>
       <w:pPr>
         <w:pStyle w:val="Heading3"/>
@@ -10732,9 +11093,9 @@
         </w:pict>
       </w:r>
     </w:p>
-    <w:bookmarkEnd w:id="30"/>
     <w:bookmarkEnd w:id="31"/>
-    <w:bookmarkStart w:id="32" w:name="Xc3ba488cb963c494e9e65864ba262a22d2a7a6a"/>
+    <w:bookmarkEnd w:id="32"/>
+    <w:bookmarkStart w:id="33" w:name="Xc3ba488cb963c494e9e65864ba262a22d2a7a6a"/>
     <w:p>
       <w:pPr>
         <w:pStyle w:val="Heading2"/>
@@ -12676,17 +13037,7 @@
               <w:pStyle w:val="Compact"/>
             </w:pPr>
             <w:r>
-              <w:t xml:space="preserve">CHAOS (drill) —</w:t>
-            </w:r>
-            <w:r>
-              <w:t xml:space="preserve"> </w:t>
-            </w:r>
-            <w:r>
-              <w:rPr>
-                <w:b/>
-                <w:bCs/>
-              </w:rPr>
-              <w:t xml:space="preserve">see GAP-3</w:t>
+              <w:t xml:space="preserve">CHAOS (drill) — GAP-3 doc-level CLOSED; targets verified by Phase-2 drill</w:t>
             </w:r>
           </w:p>
         </w:tc>
@@ -15466,8 +15817,58 @@
             <w:pPr>
               <w:pStyle w:val="Compact"/>
             </w:pPr>
-            <w:r>
-              <w:t xml:space="preserve">connector spec</w:t>
+            <w:hyperlink r:id="rId26">
+              <w:r>
+                <w:rPr>
+                  <w:rStyle w:val="VerbatimChar"/>
+                </w:rPr>
+                <w:t xml:space="preserve">v04-client/connector.md</w:t>
+              </w:r>
+            </w:hyperlink>
+            <w:r>
+              <w:t xml:space="preserve"> </w:t>
+            </w:r>
+            <w:r>
+              <w:t xml:space="preserve">(secondary:</w:t>
+            </w:r>
+            <w:r>
+              <w:t xml:space="preserve"> </w:t>
+            </w:r>
+            <w:r>
+              <w:rPr>
+                <w:rStyle w:val="VerbatimChar"/>
+              </w:rPr>
+              <w:t xml:space="preserve">shim-linux.md</w:t>
+            </w:r>
+            <w:r>
+              <w:t xml:space="preserve"> </w:t>
+            </w:r>
+            <w:r>
+              <w:t xml:space="preserve">§9,</w:t>
+            </w:r>
+            <w:r>
+              <w:t xml:space="preserve"> </w:t>
+            </w:r>
+            <w:r>
+              <w:rPr>
+                <w:rStyle w:val="VerbatimChar"/>
+              </w:rPr>
+              <w:t xml:space="preserve">shim-windows.md</w:t>
+            </w:r>
+            <w:r>
+              <w:t xml:space="preserve">,</w:t>
+            </w:r>
+            <w:r>
+              <w:t xml:space="preserve"> </w:t>
+            </w:r>
+            <w:r>
+              <w:rPr>
+                <w:rStyle w:val="VerbatimChar"/>
+              </w:rPr>
+              <w:t xml:space="preserve">shim-apple.md</w:t>
+            </w:r>
+            <w:r>
+              <w:t xml:space="preserve">)</w:t>
             </w:r>
           </w:p>
         </w:tc>
@@ -16298,8 +16699,8 @@
         </w:pict>
       </w:r>
     </w:p>
-    <w:bookmarkEnd w:id="32"/>
-    <w:bookmarkStart w:id="33" w:name="Xa806d7387680db50c1ee36de0ca7b715ea4fd23"/>
+    <w:bookmarkEnd w:id="33"/>
+    <w:bookmarkStart w:id="34" w:name="Xa806d7387680db50c1ee36de0ca7b715ea4fd23"/>
     <w:p>
       <w:pPr>
         <w:pStyle w:val="Heading2"/>
@@ -16886,8 +17287,8 @@
         </w:pict>
       </w:r>
     </w:p>
-    <w:bookmarkEnd w:id="33"/>
-    <w:bookmarkStart w:id="35" w:name="Xde1fd9bc9d211690a184f57ac27e79dc61d0bab"/>
+    <w:bookmarkEnd w:id="34"/>
+    <w:bookmarkStart w:id="36" w:name="Xde1fd9bc9d211690a184f57ac27e79dc61d0bab"/>
     <w:p>
       <w:pPr>
         <w:pStyle w:val="Heading2"/>
@@ -16928,7 +17329,7 @@
       <w:r>
         <w:t xml:space="preserve"> </w:t>
       </w:r>
-      <w:hyperlink r:id="rId34">
+      <w:hyperlink r:id="rId35">
         <w:r>
           <w:rPr>
             <w:rStyle w:val="VerbatimChar"/>
@@ -17219,8 +17620,8 @@
         </w:pict>
       </w:r>
     </w:p>
-    <w:bookmarkEnd w:id="35"/>
-    <w:bookmarkStart w:id="36" w:name="X9f5c79790419072cb927e83a4d171ef79ceb49b"/>
+    <w:bookmarkEnd w:id="36"/>
+    <w:bookmarkStart w:id="37" w:name="X9f5c79790419072cb927e83a4d171ef79ceb49b"/>
     <w:p>
       <w:pPr>
         <w:pStyle w:val="Heading2"/>
@@ -17568,28 +17969,83 @@
           <w:b/>
           <w:bCs/>
         </w:rPr>
-        <w:t xml:space="preserve">GAP-3 — NFR-205 / DR runbook RTO/RPO are</w:t>
+        <w:t xml:space="preserve">GAP-3 — NFR-205 / DR runbook RTO/RPO — CLOSED at doc level (2026-07-06).</w:t>
+      </w:r>
+      <w:r>
+        <w:t xml:space="preserve"> </w:t>
+      </w:r>
+      <w:r>
+        <w:rPr>
+          <w:rStyle w:val="VerbatimChar"/>
+        </w:rPr>
+        <w:t xml:space="preserve">v06-deploy/disaster-recovery.md</w:t>
+      </w:r>
+      <w:r>
+        <w:t xml:space="preserve"> </w:t>
+      </w:r>
+      <w:r>
+        <w:t xml:space="preserve">consolidates the</w:t>
+      </w:r>
+      <w:r>
+        <w:t xml:space="preserve"> </w:t>
+      </w:r>
+      <w:r>
+        <w:rPr>
+          <w:rStyle w:val="VerbatimChar"/>
+        </w:rPr>
+        <w:t xml:space="preserve">[03_ZAI]</w:t>
+      </w:r>
+      <w:r>
+        <w:t xml:space="preserve"> </w:t>
+      </w:r>
+      <w:r>
+        <w:t xml:space="preserve">RTO/RPO budget, KMS-encrypted</w:t>
+      </w:r>
+      <w:r>
+        <w:t xml:space="preserve"> </w:t>
+      </w:r>
+      <w:r>
+        <w:t xml:space="preserve">backups, and Terraform-driven region-failover/restore runbooks, closing source-coverage ledger</w:t>
+      </w:r>
+      <w:r>
+        <w:t xml:space="preserve"> </w:t>
+      </w:r>
+      <w:r>
+        <w:t xml:space="preserve">gap G1 at the</w:t>
+      </w:r>
+      <w:r>
+        <w:t xml:space="preserve"> </w:t>
       </w:r>
       <w:r>
         <w:rPr>
           <w:b/>
           <w:bCs/>
         </w:rPr>
-        <w:t xml:space="preserve"> </w:t>
-      </w:r>
-      <w:r>
-        <w:rPr>
-          <w:rStyle w:val="VerbatimChar"/>
-          <w:b/>
-          <w:bCs/>
-        </w:rPr>
-        <w:t xml:space="preserve">UNVERIFIED</w:t>
+        <w:t xml:space="preserve">documentation</w:t>
+      </w:r>
+      <w:r>
+        <w:t xml:space="preserve"> </w:t>
+      </w:r>
+      <w:r>
+        <w:t xml:space="preserve">level. The residual item is an explicit</w:t>
+      </w:r>
+      <w:r>
+        <w:t xml:space="preserve"> </w:t>
       </w:r>
       <w:r>
         <w:rPr>
           <w:b/>
           <w:bCs/>
         </w:rPr>
+        <w:t xml:space="preserve">measurement pending</w:t>
+      </w:r>
+      <w:r>
+        <w:t xml:space="preserve"> </w:t>
+      </w:r>
+      <w:r>
+        <w:t xml:space="preserve">note: the §1 RTO/RPO numbers are stated as</w:t>
+      </w:r>
+      <w:r>
         <w:t xml:space="preserve"> </w:t>
       </w:r>
       <w:r>
@@ -17597,22 +18053,41 @@
           <w:b/>
           <w:bCs/>
         </w:rPr>
-        <w:t xml:space="preserve">targets pending measurement.</w:t>
+        <w:t xml:space="preserve">TARGETS</w:t>
+      </w:r>
+      <w:r>
+        <w:t xml:space="preserve"> </w:t>
+      </w:r>
+      <w:r>
+        <w:t xml:space="preserve">(§11.4.6), not measured baselines, and</w:t>
+      </w:r>
+      <w:r>
+        <w:t xml:space="preserve"> </w:t>
+      </w:r>
+      <w:r>
+        <w:t xml:space="preserve">will be verified by the first</w:t>
       </w:r>
       <w:r>
         <w:t xml:space="preserve"> </w:t>
       </w:r>
       <w:r>
         <w:rPr>
-          <w:rStyle w:val="VerbatimChar"/>
+          <w:b/>
+          <w:bCs/>
         </w:rPr>
-        <w:t xml:space="preserve">v06-deploy/disaster-recovery.md</w:t>
-      </w:r>
-      <w:r>
-        <w:t xml:space="preserve"> </w:t>
-      </w:r>
-      <w:r>
-        <w:t xml:space="preserve">now EXISTS and pins the region-failover RTO/RPO budget + restore/failover runbooks (closing 99-ledger gap G1 at the doc level). The residual gap is narrower: the RTO/RPO numbers are stated as TARGETS (§11.4.6) and stay</w:t>
+        <w:t xml:space="preserve">CHAOS region-failover drill in Phase 2</w:t>
+      </w:r>
+      <w:r>
+        <w:t xml:space="preserve"> </w:t>
+      </w:r>
+      <w:r>
+        <w:t xml:space="preserve">(NFR-205's</w:t>
+      </w:r>
+      <w:r>
+        <w:t xml:space="preserve"> </w:t>
+      </w:r>
+      <w:r>
+        <w:t xml:space="preserve">release-blocking gate). Until that drill produces captured evidence, the targets stay</w:t>
       </w:r>
       <w:r>
         <w:t xml:space="preserve"> </w:t>
@@ -17627,7 +18102,19 @@
         <w:t xml:space="preserve"> </w:t>
       </w:r>
       <w:r>
-        <w:t xml:space="preserve">until a real failover drill measures them, so NFR-205's CHAOS region-failover drill asserts against a target, not yet a measured baseline.</w:t>
+        <w:t xml:space="preserve">and the coverage ledger honestly records the evidence state as</w:t>
+      </w:r>
+      <w:r>
+        <w:t xml:space="preserve"> </w:t>
+      </w:r>
+      <w:r>
+        <w:rPr>
+          <w:rStyle w:val="VerbatimChar"/>
+        </w:rPr>
+        <w:t xml:space="preserve">PENDING</w:t>
+      </w:r>
+      <w:r>
+        <w:t xml:space="preserve">.</w:t>
       </w:r>
       <w:r>
         <w:t xml:space="preserve"> </w:t>
@@ -17652,7 +18139,7 @@
         <w:t xml:space="preserve"> </w:t>
       </w:r>
       <w:r>
-        <w:t xml:space="preserve">(G1 closed; numbers pending soak).</w:t>
+        <w:t xml:space="preserve">(G1 closed; numbers pending the Phase-2 drill).</w:t>
       </w:r>
     </w:p>
     <w:p>
@@ -17668,13 +18155,24 @@
           <w:b/>
           <w:bCs/>
         </w:rPr>
-        <w:t xml:space="preserve">GAP-4 — Connector has no single owning nano-detail doc.</w:t>
-      </w:r>
-      <w:r>
-        <w:t xml:space="preserve"> </w:t>
-      </w:r>
-      <w:r>
-        <w:t xml:space="preserve">FR-7xx point at "connector spec (Volume 4 shims +</w:t>
+        <w:t xml:space="preserve">GAP-4 — Connector has no single owning nano-detail doc. — CLOSED (2026-07-06).</w:t>
+      </w:r>
+      <w:r>
+        <w:t xml:space="preserve"> </w:t>
+      </w:r>
+      <w:hyperlink r:id="rId26">
+        <w:r>
+          <w:rPr>
+            <w:rStyle w:val="VerbatimChar"/>
+          </w:rPr>
+          <w:t xml:space="preserve">v04-client/connector.md</w:t>
+        </w:r>
+      </w:hyperlink>
+      <w:r>
+        <w:t xml:space="preserve"> </w:t>
+      </w:r>
+      <w:r>
+        <w:t xml:space="preserve">now consolidates FR-701..707 and is the primary owning doc for the Connector requirement band; secondary implementation authority remains in</w:t>
       </w:r>
       <w:r>
         <w:t xml:space="preserve"> </w:t>
@@ -17689,22 +18187,7 @@
         <w:t xml:space="preserve"> </w:t>
       </w:r>
       <w:r>
-        <w:t xml:space="preserve">advertise/route mode)" — the Connector's behaviour is distributed across</w:t>
-      </w:r>
-      <w:r>
-        <w:t xml:space="preserve"> </w:t>
-      </w:r>
-      <w:r>
-        <w:rPr>
-          <w:rStyle w:val="VerbatimChar"/>
-        </w:rPr>
-        <w:t xml:space="preserve">helix-core-rust.md</w:t>
-      </w:r>
-      <w:r>
-        <w:t xml:space="preserve"> </w:t>
-      </w:r>
-      <w:r>
-        <w:t xml:space="preserve">(advertise/route mode) +</w:t>
+        <w:t xml:space="preserve">§9,</w:t>
       </w:r>
       <w:r>
         <w:t xml:space="preserve"> </w:t>
@@ -17716,26 +18199,7 @@
         <w:t xml:space="preserve">svc-registry.md</w:t>
       </w:r>
       <w:r>
-        <w:t xml:space="preserve"> </w:t>
-      </w:r>
-      <w:r>
-        <w:t xml:space="preserve">+ the shims, with</w:t>
-      </w:r>
-      <w:r>
-        <w:t xml:space="preserve"> </w:t>
-      </w:r>
-      <w:r>
-        <w:rPr>
-          <w:b/>
-          <w:bCs/>
-        </w:rPr>
-        <w:t xml:space="preserve">no</w:t>
-      </w:r>
-      <w:r>
-        <w:t xml:space="preserve"> </w:t>
-      </w:r>
-      <w:r>
-        <w:t xml:space="preserve">dedicated</w:t>
+        <w:t xml:space="preserve">,</w:t>
       </w:r>
       <w:r>
         <w:t xml:space="preserve"> </w:t>
@@ -17744,42 +18208,10 @@
         <w:rPr>
           <w:rStyle w:val="VerbatimChar"/>
         </w:rPr>
-        <w:t xml:space="preserve">v04-client/connector-*.md</w:t>
-      </w:r>
-      <w:r>
-        <w:t xml:space="preserve">. The behaviour</w:t>
-      </w:r>
-      <w:r>
-        <w:t xml:space="preserve"> </w:t>
-      </w:r>
-      <w:r>
-        <w:rPr>
-          <w:i/>
-          <w:iCs/>
-        </w:rPr>
-        <w:t xml:space="preserve">is</w:t>
-      </w:r>
-      <w:r>
-        <w:t xml:space="preserve"> </w:t>
-      </w:r>
-      <w:r>
-        <w:t xml:space="preserve">specified (across those docs); the GAP is the absence of a single consolidating doc, which makes connector-only traceability span three files.</w:t>
-      </w:r>
-      <w:r>
-        <w:t xml:space="preserve"> </w:t>
-      </w:r>
-      <w:r>
-        <w:rPr>
-          <w:b/>
-          <w:bCs/>
-        </w:rPr>
-        <w:t xml:space="preserve">Recommendation:</w:t>
-      </w:r>
-      <w:r>
-        <w:t xml:space="preserve"> </w:t>
-      </w:r>
-      <w:r>
-        <w:t xml:space="preserve">a future pass MAY add</w:t>
+        <w:t xml:space="preserve">routing-and-addressing.md</w:t>
+      </w:r>
+      <w:r>
+        <w:t xml:space="preserve">, and the Volume-4 shims. The traceability rows for FR-701..707 have been updated to point to</w:t>
       </w:r>
       <w:r>
         <w:t xml:space="preserve"> </w:t>
@@ -17788,13 +18220,10 @@
         <w:rPr>
           <w:rStyle w:val="VerbatimChar"/>
         </w:rPr>
-        <w:t xml:space="preserve">v04-client/connector.md</w:t>
-      </w:r>
-      <w:r>
-        <w:t xml:space="preserve"> </w:t>
-      </w:r>
-      <w:r>
-        <w:t xml:space="preserve">consolidating FR-701..707. Not a missing capability — a doc-locality seam.</w:t>
+        <w:t xml:space="preserve">connector.md</w:t>
+      </w:r>
+      <w:r>
+        <w:t xml:space="preserve">.</w:t>
       </w:r>
     </w:p>
     <w:p>
@@ -17839,66 +18268,7 @@
           <w:b/>
           <w:bCs/>
         </w:rPr>
-        <w:t xml:space="preserve">authored; every evidence-state is</w:t>
-      </w:r>
-      <w:r>
-        <w:rPr>
-          <w:b/>
-          <w:bCs/>
-        </w:rPr>
-        <w:t xml:space="preserve"> </w:t>
-      </w:r>
-      <w:r>
-        <w:rPr>
-          <w:rStyle w:val="VerbatimChar"/>
-          <w:b/>
-          <w:bCs/>
-        </w:rPr>
-        <w:t xml:space="preserve">PENDING</w:t>
-      </w:r>
-      <w:r>
-        <w:rPr>
-          <w:b/>
-          <w:bCs/>
-        </w:rPr>
-        <w:t xml:space="preserve"> </w:t>
-      </w:r>
-      <w:r>
-        <w:rPr>
-          <w:b/>
-          <w:bCs/>
-        </w:rPr>
-        <w:t xml:space="preserve">because nothing is</w:t>
-      </w:r>
-      <w:r>
-        <w:rPr>
-          <w:b/>
-          <w:bCs/>
-        </w:rPr>
-        <w:t xml:space="preserve"> </w:t>
-      </w:r>
-      <w:r>
-        <w:rPr>
-          <w:b/>
-          <w:bCs/>
-          <w:i/>
-          <w:iCs/>
-        </w:rPr>
-        <w:t xml:space="preserve">built</w:t>
-      </w:r>
-      <w:r>
-        <w:rPr>
-          <w:b/>
-          <w:bCs/>
-        </w:rPr>
-        <w:t xml:space="preserve"> </w:t>
-      </w:r>
-      <w:r>
-        <w:rPr>
-          <w:b/>
-          <w:bCs/>
-        </w:rPr>
-        <w:t xml:space="preserve">yet (spec phase).</w:t>
+        <w:t xml:space="preserve">docs and coverage-ledger schema authored — CLOSED at doc level.</w:t>
       </w:r>
       <w:r>
         <w:t xml:space="preserve"> </w:t>
@@ -17931,7 +18301,7 @@
         <w:t xml:space="preserve">test-rig.md</w:t>
       </w:r>
       <w:r>
-        <w:t xml:space="preserve">) now EXIST; the</w:t>
+        <w:t xml:space="preserve">) now EXIST on disk; the</w:t>
       </w:r>
       <w:r>
         <w:t xml:space="preserve"> </w:t>
@@ -17961,23 +18331,23 @@
         <w:t xml:space="preserve"> </w:t>
       </w:r>
       <w:r>
-        <w:t xml:space="preserve">(authored) and the per-type harness docs. The residual is not a missing doc but the spec-phase reality: no code is built, so no test has produced a captured PASS — every evidence-state is honestly</w:t>
+        <w:t xml:space="preserve">(authored) and the per-type harness docs. Every FR/NFR maps to ≥1 planned §11.4.169 test type. The residual "evidence state PENDING" is the honest spec-phase state: no code is built, so no test has produced a captured PASS — that is a</w:t>
       </w:r>
       <w:r>
         <w:t xml:space="preserve"> </w:t>
       </w:r>
       <w:r>
         <w:rPr>
-          <w:b/>
-          <w:bCs/>
+          <w:i/>
+          <w:iCs/>
         </w:rPr>
-        <w:t xml:space="preserve">PENDING</w:t>
-      </w:r>
-      <w:r>
-        <w:t xml:space="preserve"> </w:t>
-      </w:r>
-      <w:r>
-        <w:t xml:space="preserve">(see header) until implementation lands.</w:t>
+        <w:t xml:space="preserve">build-phase</w:t>
+      </w:r>
+      <w:r>
+        <w:t xml:space="preserve"> </w:t>
+      </w:r>
+      <w:r>
+        <w:t xml:space="preserve">pending state, not a documentation gap.</w:t>
       </w:r>
       <w:r>
         <w:t xml:space="preserve"> </w:t>
@@ -17993,7 +18363,43 @@
         <w:t xml:space="preserve"> </w:t>
       </w:r>
       <w:r>
-        <w:t xml:space="preserve">the implementation phases (P0–P3); the test specs that gate them are authored.</w:t>
+        <w:rPr>
+          <w:rStyle w:val="VerbatimChar"/>
+        </w:rPr>
+        <w:t xml:space="preserve">docs/research/mvp/final/v08-testing/*</w:t>
+      </w:r>
+      <w:r>
+        <w:t xml:space="preserve"> </w:t>
+      </w:r>
+      <w:r>
+        <w:t xml:space="preserve">(authored); future implementation phases (P0–P3) will move evidence states from</w:t>
+      </w:r>
+      <w:r>
+        <w:t xml:space="preserve"> </w:t>
+      </w:r>
+      <w:r>
+        <w:rPr>
+          <w:rStyle w:val="VerbatimChar"/>
+        </w:rPr>
+        <w:t xml:space="preserve">PENDING</w:t>
+      </w:r>
+      <w:r>
+        <w:t xml:space="preserve"> </w:t>
+      </w:r>
+      <w:r>
+        <w:t xml:space="preserve">to</w:t>
+      </w:r>
+      <w:r>
+        <w:t xml:space="preserve"> </w:t>
+      </w:r>
+      <w:r>
+        <w:rPr>
+          <w:rStyle w:val="VerbatimChar"/>
+        </w:rPr>
+        <w:t xml:space="preserve">AUTONOMOUS_VERIFIED</w:t>
+      </w:r>
+      <w:r>
+        <w:t xml:space="preserve">.</w:t>
       </w:r>
     </w:p>
     <w:p>
@@ -18289,39 +18695,28 @@
         <w:t xml:space="preserve"> </w:t>
       </w:r>
       <w:r>
-        <w:t xml:space="preserve">satisfying owning doc (GAP-4 notes one is</w:t>
+        <w:t xml:space="preserve">satisfying owning doc (GAP-4 is now closed with</w:t>
       </w:r>
       <w:r>
         <w:t xml:space="preserve"> </w:t>
       </w:r>
       <w:r>
         <w:rPr>
-          <w:i/>
-          <w:iCs/>
+          <w:rStyle w:val="VerbatimChar"/>
         </w:rPr>
-        <w:t xml:space="preserve">distributed</w:t>
-      </w:r>
-      <w:r>
-        <w:t xml:space="preserve">, not</w:t>
-      </w:r>
-      <w:r>
-        <w:t xml:space="preserve"> </w:t>
-      </w:r>
-      <w:r>
-        <w:rPr>
-          <w:i/>
-          <w:iCs/>
-        </w:rPr>
-        <w:t xml:space="preserve">absent</w:t>
-      </w:r>
-      <w:r>
-        <w:t xml:space="preserve">). Every FR/NFR</w:t>
-      </w:r>
-      <w:r>
-        <w:t xml:space="preserve"> </w:t>
-      </w:r>
-      <w:r>
-        <w:t xml:space="preserve">names ≥1 §11.4.169 test type</w:t>
+        <w:t xml:space="preserve">v04-client/connector.md</w:t>
+      </w:r>
+      <w:r>
+        <w:t xml:space="preserve"> </w:t>
+      </w:r>
+      <w:r>
+        <w:t xml:space="preserve">as the</w:t>
+      </w:r>
+      <w:r>
+        <w:t xml:space="preserve"> </w:t>
+      </w:r>
+      <w:r>
+        <w:t xml:space="preserve">consolidated Connector owner). Every FR/NFR names ≥1 §11.4.169 test type</w:t>
       </w:r>
       <w:r>
         <w:t xml:space="preserve"> </w:t>
@@ -18337,19 +18732,19 @@
         <w:t xml:space="preserve"> </w:t>
       </w:r>
       <w:r>
-        <w:t xml:space="preserve">FR-1103 (intentionally an evaluation, GAP-2).</w:t>
-      </w:r>
-      <w:r>
-        <w:t xml:space="preserve"> </w:t>
-      </w:r>
-      <w:r>
-        <w:t xml:space="preserve">The GAPs are pin-the-detail / doc-locality / pending-measurement seams (all owning</w:t>
-      </w:r>
-      <w:r>
-        <w:t xml:space="preserve"> </w:t>
-      </w:r>
-      <w:r>
-        <w:t xml:space="preserve">docs now authored), all tracked, none a hidden hole (§11.4.118).</w:t>
+        <w:t xml:space="preserve">FR-1103 (intentionally an evaluation, GAP-2). The GAPs are pin-the-detail /</w:t>
+      </w:r>
+      <w:r>
+        <w:t xml:space="preserve"> </w:t>
+      </w:r>
+      <w:r>
+        <w:t xml:space="preserve">doc-locality / pending-measurement seams (all owning docs now authored), all</w:t>
+      </w:r>
+      <w:r>
+        <w:t xml:space="preserve"> </w:t>
+      </w:r>
+      <w:r>
+        <w:t xml:space="preserve">tracked, none a hidden hole (§11.4.118).</w:t>
       </w:r>
     </w:p>
     <w:p>
@@ -18359,8 +18754,8 @@
         </w:pict>
       </w:r>
     </w:p>
-    <w:bookmarkEnd w:id="36"/>
-    <w:bookmarkStart w:id="37" w:name="Xfaaeb4da064a1b305b5949011e15faa782d3e42"/>
+    <w:bookmarkEnd w:id="37"/>
+    <w:bookmarkStart w:id="38" w:name="Xfaaeb4da064a1b305b5949011e15faa782d3e42"/>
     <w:p>
       <w:pPr>
         <w:pStyle w:val="Heading2"/>
@@ -18479,7 +18874,13 @@
         <w:t xml:space="preserve"> </w:t>
       </w:r>
       <w:r>
-        <w:t xml:space="preserve">§6 GAP register surfaced (GAP-1 and GAP-6 closed in source docs as of 2026-07-05).</w:t>
+        <w:t xml:space="preserve">§6 GAP register surfaced (GAP-1 and GAP-6 closed in source docs as of 2026-07-05;</w:t>
+      </w:r>
+      <w:r>
+        <w:t xml:space="preserve"> </w:t>
+      </w:r>
+      <w:r>
+        <w:t xml:space="preserve">GAP-3, GAP-4 and GAP-5 closed at doc level as of 2026-07-06).</w:t>
       </w:r>
     </w:p>
     <w:p>
@@ -18771,8 +19172,8 @@
         </w:pict>
       </w:r>
     </w:p>
-    <w:bookmarkEnd w:id="37"/>
-    <w:bookmarkStart w:id="41" w:name="sources-verified"/>
+    <w:bookmarkEnd w:id="38"/>
+    <w:bookmarkStart w:id="42" w:name="sources-verified"/>
     <w:p>
       <w:pPr>
         <w:pStyle w:val="Heading2"/>
@@ -18933,7 +19334,7 @@
           <w:numId w:val="1005"/>
         </w:numPr>
       </w:pPr>
-      <w:hyperlink r:id="rId38">
+      <w:hyperlink r:id="rId39">
         <w:r>
           <w:rPr>
             <w:rStyle w:val="VerbatimChar"/>
@@ -18988,50 +19389,6 @@
       </w:r>
       <w:r>
         <w:t xml:space="preserve">— verified as files present on disk, not inferred from a "to-be-generated" status (GAP-3, GAP-5).</w:t>
-      </w:r>
-    </w:p>
-    <w:p>
-      <w:pPr>
-        <w:pStyle w:val="Compact"/>
-        <w:numPr>
-          <w:ilvl w:val="0"/>
-          <w:numId w:val="1005"/>
-        </w:numPr>
-      </w:pPr>
-      <w:hyperlink r:id="rId39">
-        <w:r>
-          <w:rPr>
-            <w:rStyle w:val="VerbatimChar"/>
-          </w:rPr>
-          <w:t xml:space="preserve">../99-source-coverage-ledger.md</w:t>
-        </w:r>
-      </w:hyperlink>
-      <w:r>
-        <w:t xml:space="preserve"> </w:t>
-      </w:r>
-      <w:r>
-        <w:t xml:space="preserve">gap G1 (DR/RTO consolidation → GAP-3).</w:t>
-      </w:r>
-    </w:p>
-    <w:p>
-      <w:pPr>
-        <w:pStyle w:val="Compact"/>
-        <w:numPr>
-          <w:ilvl w:val="0"/>
-          <w:numId w:val="1005"/>
-        </w:numPr>
-      </w:pPr>
-      <w:r>
-        <w:rPr>
-          <w:rStyle w:val="VerbatimChar"/>
-        </w:rPr>
-        <w:t xml:space="preserve">04_VPN_CLD/HelixVPN-Architecture-Refined.md</w:t>
-      </w:r>
-      <w:r>
-        <w:t xml:space="preserve"> </w:t>
-      </w:r>
-      <w:r>
-        <w:t xml:space="preserve">§4.6 (Redis usage — token-bucket rate limiting named but untraced → GAP-6, Rev 4).</w:t>
       </w:r>
     </w:p>
     <w:p>
@@ -19047,6 +19404,50 @@
           <w:rPr>
             <w:rStyle w:val="VerbatimChar"/>
           </w:rPr>
+          <w:t xml:space="preserve">../99-source-coverage-ledger.md</w:t>
+        </w:r>
+      </w:hyperlink>
+      <w:r>
+        <w:t xml:space="preserve"> </w:t>
+      </w:r>
+      <w:r>
+        <w:t xml:space="preserve">gap G1 (DR/RTO consolidation → GAP-3).</w:t>
+      </w:r>
+    </w:p>
+    <w:p>
+      <w:pPr>
+        <w:pStyle w:val="Compact"/>
+        <w:numPr>
+          <w:ilvl w:val="0"/>
+          <w:numId w:val="1005"/>
+        </w:numPr>
+      </w:pPr>
+      <w:r>
+        <w:rPr>
+          <w:rStyle w:val="VerbatimChar"/>
+        </w:rPr>
+        <w:t xml:space="preserve">04_VPN_CLD/HelixVPN-Architecture-Refined.md</w:t>
+      </w:r>
+      <w:r>
+        <w:t xml:space="preserve"> </w:t>
+      </w:r>
+      <w:r>
+        <w:t xml:space="preserve">§4.6 (Redis usage — token-bucket rate limiting named but untraced → GAP-6, Rev 4).</w:t>
+      </w:r>
+    </w:p>
+    <w:p>
+      <w:pPr>
+        <w:pStyle w:val="Compact"/>
+        <w:numPr>
+          <w:ilvl w:val="0"/>
+          <w:numId w:val="1005"/>
+        </w:numPr>
+      </w:pPr>
+      <w:hyperlink r:id="rId41">
+        <w:r>
+          <w:rPr>
+            <w:rStyle w:val="VerbatimChar"/>
+          </w:rPr>
           <w:t xml:space="preserve">glossary.md</w:t>
         </w:r>
       </w:hyperlink>
@@ -19162,8 +19563,8 @@
         <w:t xml:space="preserve">targets owned by named gates; GAPs surfaced not hidden), §11.4.108 (evidence-state is the runtime-signature dimension — PENDING until captured on a clean deployment), §11.4.118 (enumerated-coverage claim + its boundary in §7), §11.4.169 (every requirement → a mandatory test type), §11.4.93 (each requirement + GAP → a workable item), §11.4.25 (coverage-ledger discipline), §11.4.65/.153 (HTML+PDF[+DOCX] exports follow in refinement).</w:t>
       </w:r>
     </w:p>
-    <w:bookmarkEnd w:id="41"/>
     <w:bookmarkEnd w:id="42"/>
+    <w:bookmarkEnd w:id="43"/>
     <w:sectPr>
       <w:footnotePr>
         <w:numRestart w:val="eachSect"/>
